--- a/docs/TISPH/pack/TISPH_Data_Migration_and_Cutover.docx
+++ b/docs/TISPH/pack/TISPH_Data_Migration_and_Cutover.docx
@@ -2221,7 +2221,7 @@
             <w:b/>
             <w:noProof/>
           </w:rPr>
-          <w:t>25</w:t>
+          <w:t>26</w:t>
         </w:r>
       </w:hyperlink>
     </w:p>
@@ -2458,7 +2458,7 @@
           <w:rPr>
             <w:noProof/>
           </w:rPr>
-          <w:t>28</w:t>
+          <w:t>29</w:t>
         </w:r>
       </w:hyperlink>
     </w:p>
@@ -2495,7 +2495,7 @@
           <w:rPr>
             <w:noProof/>
           </w:rPr>
-          <w:t>28</w:t>
+          <w:t>29</w:t>
         </w:r>
       </w:hyperlink>
     </w:p>
@@ -2621,7 +2621,7 @@
             <w:b/>
             <w:noProof/>
           </w:rPr>
-          <w:t>29</w:t>
+          <w:t>30</w:t>
         </w:r>
       </w:hyperlink>
     </w:p>
@@ -2813,7 +2813,7 @@
             <w:b/>
             <w:noProof/>
           </w:rPr>
-          <w:t>33</w:t>
+          <w:t>34</w:t>
         </w:r>
       </w:hyperlink>
     </w:p>
@@ -3353,6 +3353,137 @@
           </w:p>
         </w:tc>
       </w:tr>
+      <w:tr>
+        <w:trPr>
+          <w:cantSplit/>
+        </w:trPr>
+        <w:tc>
+          <w:tcPr>
+            <w:tcW w:w="1197" w:type="dxa"/>
+          </w:tcPr>
+          <w:p>
+            <w:pPr>
+              <w:spacing w:before="40" w:after="40" w:line="240" w:lineRule="auto"/>
+            </w:pPr>
+            <w:r>
+              <w:rPr>
+                <w:rFonts w:ascii="Segoe UI" w:hAnsi="Segoe UI" w:cs="Segoe UI" w:eastAsia="Segoe UI"/>
+                <w:sz w:val="16"/>
+                <w:szCs w:val="16"/>
+              </w:rPr>
+              <w:t xml:space="preserve">10 October 2026</w:t>
+            </w:r>
+          </w:p>
+        </w:tc>
+        <w:tc>
+          <w:tcPr>
+            <w:tcW w:w="829" w:type="dxa"/>
+          </w:tcPr>
+          <w:p>
+            <w:pPr>
+              <w:spacing w:before="40" w:after="40" w:line="240" w:lineRule="auto"/>
+            </w:pPr>
+            <w:r>
+              <w:rPr>
+                <w:rFonts w:ascii="Segoe UI" w:hAnsi="Segoe UI" w:cs="Segoe UI" w:eastAsia="Segoe UI"/>
+                <w:sz w:val="16"/>
+                <w:szCs w:val="16"/>
+              </w:rPr>
+              <w:t xml:space="preserve">0.9 Draft</w:t>
+            </w:r>
+          </w:p>
+        </w:tc>
+        <w:tc>
+          <w:tcPr>
+            <w:tcW w:w="1381" w:type="dxa"/>
+          </w:tcPr>
+          <w:p>
+            <w:pPr>
+              <w:spacing w:before="40" w:after="40" w:line="240" w:lineRule="auto"/>
+            </w:pPr>
+            <w:r>
+              <w:rPr>
+                <w:rFonts w:ascii="Segoe UI" w:hAnsi="Segoe UI" w:cs="Segoe UI" w:eastAsia="Segoe UI"/>
+                <w:sz w:val="16"/>
+                <w:szCs w:val="16"/>
+              </w:rPr>
+              <w:t xml:space="preserve">iorta TechNXT</w:t>
+            </w:r>
+          </w:p>
+        </w:tc>
+        <w:tc>
+          <w:tcPr>
+            <w:tcW w:w="1565" w:type="dxa"/>
+          </w:tcPr>
+          <w:p>
+            <w:pPr>
+              <w:spacing w:before="40" w:after="40" w:line="240" w:lineRule="auto"/>
+            </w:pPr>
+            <w:r>
+              <w:rPr>
+                <w:rFonts w:ascii="Segoe UI" w:hAnsi="Segoe UI" w:cs="Segoe UI" w:eastAsia="Segoe UI"/>
+                <w:sz w:val="16"/>
+                <w:szCs w:val="16"/>
+              </w:rPr>
+              <w:t xml:space="preserve">As above</w:t>
+            </w:r>
+          </w:p>
+        </w:tc>
+        <w:tc>
+          <w:tcPr>
+            <w:tcW w:w="1381" w:type="dxa"/>
+          </w:tcPr>
+          <w:p>
+            <w:pPr>
+              <w:spacing w:before="40" w:after="40" w:line="240" w:lineRule="auto"/>
+            </w:pPr>
+            <w:r>
+              <w:rPr>
+                <w:rFonts w:ascii="Segoe UI" w:hAnsi="Segoe UI" w:cs="Segoe UI" w:eastAsia="Segoe UI"/>
+                <w:sz w:val="16"/>
+                <w:szCs w:val="16"/>
+              </w:rPr>
+              <w:t xml:space="preserve">As above</w:t>
+            </w:r>
+          </w:p>
+        </w:tc>
+        <w:tc>
+          <w:tcPr>
+            <w:tcW w:w="2674" w:type="dxa"/>
+          </w:tcPr>
+          <w:p>
+            <w:pPr>
+              <w:spacing w:before="40" w:after="40" w:line="240" w:lineRule="auto"/>
+            </w:pPr>
+            <w:r>
+              <w:rPr>
+                <w:rFonts w:ascii="Segoe UI" w:hAnsi="Segoe UI" w:cs="Segoe UI" w:eastAsia="Segoe UI"/>
+                <w:sz w:val="16"/>
+                <w:szCs w:val="16"/>
+              </w:rPr>
+              <w:t xml:space="preserve">Go-live checks: sample data purged before go-live (section 12 step 1, criterion G7); the platform roles nobody holds inactive with </w:t>
+            </w:r>
+            <w:r>
+              <w:rPr>
+                <w:rFonts w:ascii="Consolas" w:hAnsi="Consolas" w:cs="Consolas" w:eastAsia="Consolas"/>
+                <w:color w:val="1F3B57"/>
+                <w:sz w:val="14"/>
+                <w:szCs w:val="14"/>
+                <w:shd w:val="clear" w:color="auto" w:fill="F3F5F8"/>
+              </w:rPr>
+              <w:t xml:space="preserve">tis-superid</w:t>
+            </w:r>
+            <w:r>
+              <w:rPr>
+                <w:rFonts w:ascii="Segoe UI" w:hAnsi="Segoe UI" w:cs="Segoe UI" w:eastAsia="Segoe UI"/>
+                <w:sz w:val="16"/>
+                <w:szCs w:val="16"/>
+              </w:rPr>
+              <w:t xml:space="preserve"> (G7).</w:t>
+            </w:r>
+          </w:p>
+        </w:tc>
+      </w:tr>
     </w:tbl>
     <w:p xmlns:a="http://schemas.openxmlformats.org/drawingml/2006/main" xmlns:pic="http://schemas.openxmlformats.org/drawingml/2006/picture">
       <w:pPr>
@@ -21772,7 +21903,25 @@
                 <w:sz w:val="16"/>
                 <w:szCs w:val="16"/>
               </w:rPr>
-              <w:t xml:space="preserve"> in the Azure configuration), backups running, a restore tested (DR drill of </w:t>
+              <w:t xml:space="preserve"> in the Azure configuration; an environment once seeded with sample data is cleared with </w:t>
+            </w:r>
+            <w:r>
+              <w:rPr>
+                <w:rFonts w:ascii="Consolas" w:hAnsi="Consolas" w:cs="Consolas" w:eastAsia="Consolas"/>
+                <w:color w:val="1F3B57"/>
+                <w:sz w:val="14"/>
+                <w:szCs w:val="14"/>
+                <w:shd w:val="clear" w:color="auto" w:fill="F3F5F8"/>
+              </w:rPr>
+              <w:t xml:space="preserve">npm run purge:sample</w:t>
+            </w:r>
+            <w:r>
+              <w:rPr>
+                <w:rFonts w:ascii="Segoe UI" w:hAnsi="Segoe UI" w:cs="Segoe UI" w:eastAsia="Segoe UI"/>
+                <w:sz w:val="16"/>
+                <w:szCs w:val="16"/>
+              </w:rPr>
+              <w:t xml:space="preserve"> and checked empty of demo records), backups running, a restore tested (DR drill of </w:t>
             </w:r>
             <w:r>
               <w:rPr>
@@ -29775,7 +29924,7 @@
                 <w:sz w:val="16"/>
                 <w:szCs w:val="16"/>
               </w:rPr>
-              <w:t xml:space="preserve">Users loaded and able to sign in; demo accounts and </w:t>
+              <w:t xml:space="preserve">Users loaded and able to sign in; sample data purged (</w:t>
             </w:r>
             <w:r>
               <w:rPr>
@@ -29785,6 +29934,24 @@
                 <w:szCs w:val="14"/>
                 <w:shd w:val="clear" w:color="auto" w:fill="F3F5F8"/>
               </w:rPr>
+              <w:t xml:space="preserve">npm run purge:sample</w:t>
+            </w:r>
+            <w:r>
+              <w:rPr>
+                <w:rFonts w:ascii="Segoe UI" w:hAnsi="Segoe UI" w:cs="Segoe UI" w:eastAsia="Segoe UI"/>
+                <w:sz w:val="16"/>
+                <w:szCs w:val="16"/>
+              </w:rPr>
+              <w:t xml:space="preserve">); demo accounts, the UAT-only </w:t>
+            </w:r>
+            <w:r>
+              <w:rPr>
+                <w:rFonts w:ascii="Consolas" w:hAnsi="Consolas" w:cs="Consolas" w:eastAsia="Consolas"/>
+                <w:color w:val="1F3B57"/>
+                <w:sz w:val="14"/>
+                <w:szCs w:val="14"/>
+                <w:shd w:val="clear" w:color="auto" w:fill="F3F5F8"/>
+              </w:rPr>
               <w:t xml:space="preserve">tis-superid</w:t>
             </w:r>
             <w:r>
@@ -29793,7 +29960,7 @@
                 <w:sz w:val="16"/>
                 <w:szCs w:val="16"/>
               </w:rPr>
-              <w:t xml:space="preserve"> inactive; password sign-in off except break-glass; second administrator available</w:t>
+              <w:t xml:space="preserve"> role and the platform roles nobody holds inactive; password sign-in off except break-glass; second administrator available</w:t>
             </w:r>
           </w:p>
         </w:tc>

--- a/docs/TISPH/pack/TISPH_Data_Migration_and_Cutover.docx
+++ b/docs/TISPH/pack/TISPH_Data_Migration_and_Cutover.docx
@@ -520,7 +520,7 @@
                                 <w:bCs/>
                                 <w:color w:val="1D74BA"/>
                               </w:rPr>
-                              <w:t>0.9 Draft</w:t>
+                              <w:t>0.10 Draft</w:t>
                             </w:r>
                             <w:r>
                               <w:rPr>
@@ -2646,7 +2646,7 @@
           <w:rPr>
             <w:noProof/>
           </w:rPr>
-          <w:t xml:space="preserve">Audit coverage of the migration and its gaps</w:t>
+          <w:t xml:space="preserve">Audit coverage of the migration</w:t>
         </w:r>
         <w:r>
           <w:rPr>
@@ -2813,7 +2813,7 @@
             <w:b/>
             <w:noProof/>
           </w:rPr>
-          <w:t>33</w:t>
+          <w:t>34</w:t>
         </w:r>
       </w:hyperlink>
     </w:p>
@@ -3215,6 +3215,155 @@
         </w:tc>
       </w:tr>
       <w:tr>
+        <w:trPr>
+          <w:cantSplit/>
+        </w:trPr>
+        <w:tc>
+          <w:tcPr>
+            <w:tcW w:w="1197" w:type="dxa"/>
+          </w:tcPr>
+          <w:p>
+            <w:pPr>
+              <w:spacing w:before="40" w:after="40" w:line="240" w:lineRule="auto"/>
+            </w:pPr>
+            <w:r>
+              <w:rPr>
+                <w:rFonts w:ascii="Segoe UI" w:hAnsi="Segoe UI" w:cs="Segoe UI" w:eastAsia="Segoe UI"/>
+                <w:sz w:val="16"/>
+                <w:szCs w:val="16"/>
+              </w:rPr>
+              <w:t xml:space="preserve">10 October 2026</w:t>
+            </w:r>
+          </w:p>
+        </w:tc>
+        <w:tc>
+          <w:tcPr>
+            <w:tcW w:w="829" w:type="dxa"/>
+          </w:tcPr>
+          <w:p>
+            <w:pPr>
+              <w:spacing w:before="40" w:after="40" w:line="240" w:lineRule="auto"/>
+            </w:pPr>
+            <w:r>
+              <w:rPr>
+                <w:rFonts w:ascii="Segoe UI" w:hAnsi="Segoe UI" w:cs="Segoe UI" w:eastAsia="Segoe UI"/>
+                <w:sz w:val="16"/>
+                <w:szCs w:val="16"/>
+              </w:rPr>
+              <w:t xml:space="preserve">0.10 Draft</w:t>
+            </w:r>
+          </w:p>
+        </w:tc>
+        <w:tc>
+          <w:tcPr>
+            <w:tcW w:w="1381" w:type="dxa"/>
+          </w:tcPr>
+          <w:p>
+            <w:pPr>
+              <w:spacing w:before="40" w:after="40" w:line="240" w:lineRule="auto"/>
+            </w:pPr>
+            <w:r>
+              <w:rPr>
+                <w:rFonts w:ascii="Segoe UI" w:hAnsi="Segoe UI" w:cs="Segoe UI" w:eastAsia="Segoe UI"/>
+                <w:sz w:val="16"/>
+                <w:szCs w:val="16"/>
+              </w:rPr>
+              <w:t xml:space="preserve">iorta TechNXT</w:t>
+            </w:r>
+          </w:p>
+        </w:tc>
+        <w:tc>
+          <w:tcPr>
+            <w:tcW w:w="1565" w:type="dxa"/>
+          </w:tcPr>
+          <w:p>
+            <w:pPr>
+              <w:spacing w:before="40" w:after="40" w:line="240" w:lineRule="auto"/>
+            </w:pPr>
+            <w:r>
+              <w:rPr>
+                <w:rFonts w:ascii="Segoe UI" w:hAnsi="Segoe UI" w:cs="Segoe UI" w:eastAsia="Segoe UI"/>
+                <w:sz w:val="16"/>
+                <w:szCs w:val="16"/>
+              </w:rPr>
+              <w:t xml:space="preserve">As above</w:t>
+            </w:r>
+          </w:p>
+        </w:tc>
+        <w:tc>
+          <w:tcPr>
+            <w:tcW w:w="1381" w:type="dxa"/>
+          </w:tcPr>
+          <w:p>
+            <w:pPr>
+              <w:spacing w:before="40" w:after="40" w:line="240" w:lineRule="auto"/>
+            </w:pPr>
+            <w:r>
+              <w:rPr>
+                <w:rFonts w:ascii="Segoe UI" w:hAnsi="Segoe UI" w:cs="Segoe UI" w:eastAsia="Segoe UI"/>
+                <w:sz w:val="16"/>
+                <w:szCs w:val="16"/>
+              </w:rPr>
+              <w:t xml:space="preserve">As above</w:t>
+            </w:r>
+          </w:p>
+        </w:tc>
+        <w:tc>
+          <w:tcPr>
+            <w:tcW w:w="2674" w:type="dxa"/>
+          </w:tcPr>
+          <w:p>
+            <w:pPr>
+              <w:spacing w:before="40" w:after="40" w:line="240" w:lineRule="auto"/>
+            </w:pPr>
+            <w:r>
+              <w:rPr>
+                <w:rFonts w:ascii="Segoe UI" w:hAnsi="Segoe UI" w:cs="Segoe UI" w:eastAsia="Segoe UI"/>
+                <w:sz w:val="16"/>
+                <w:szCs w:val="16"/>
+              </w:rPr>
+              <w:t xml:space="preserve">Controls brought to the Data Migration &amp; Go-Live workspace as built on branch </w:t>
+            </w:r>
+            <w:r>
+              <w:rPr>
+                <w:rFonts w:ascii="Consolas" w:hAnsi="Consolas" w:cs="Consolas" w:eastAsia="Consolas"/>
+                <w:color w:val="1F3B57"/>
+                <w:sz w:val="14"/>
+                <w:szCs w:val="14"/>
+                <w:shd w:val="clear" w:color="auto" w:fill="F3F5F8"/>
+              </w:rPr>
+              <w:t xml:space="preserve">tisph/migration-workspace</w:t>
+            </w:r>
+            <w:r>
+              <w:rPr>
+                <w:rFonts w:ascii="Segoe UI" w:hAnsi="Segoe UI" w:cs="Segoe UI" w:eastAsia="Segoe UI"/>
+                <w:sz w:val="16"/>
+                <w:szCs w:val="16"/>
+              </w:rPr>
+              <w:t xml:space="preserve">: sections 20 and 20.1 describe the built controls (second-person approval of every load, per-record audit with before and after values, two-person go-live lock over every migration import, reconciliation signed in the system, evidence pack, origin of migrated records on every business screen); Q17 answered and section 21 updated. The other sections still describe the baseline </w:t>
+            </w:r>
+            <w:r>
+              <w:rPr>
+                <w:rFonts w:ascii="Consolas" w:hAnsi="Consolas" w:cs="Consolas" w:eastAsia="Consolas"/>
+                <w:color w:val="1F3B57"/>
+                <w:sz w:val="14"/>
+                <w:szCs w:val="14"/>
+                <w:shd w:val="clear" w:color="auto" w:fill="F3F5F8"/>
+              </w:rPr>
+              <w:t xml:space="preserve">58ad7702</w:t>
+            </w:r>
+            <w:r>
+              <w:rPr>
+                <w:rFonts w:ascii="Segoe UI" w:hAnsi="Segoe UI" w:cs="Segoe UI" w:eastAsia="Segoe UI"/>
+                <w:sz w:val="16"/>
+                <w:szCs w:val="16"/>
+              </w:rPr>
+              <w:t xml:space="preserve"> and are brought up to date in the next issue.</w:t>
+            </w:r>
+          </w:p>
+        </w:tc>
+      </w:tr>
+      <w:tr>
         <w:trPr/>
         <w:tc>
           <w:tcPr>
@@ -3665,7 +3814,7 @@
                 <w:sz w:val="16"/>
                 <w:szCs w:val="16"/>
               </w:rPr>
-              <w:t xml:space="preserve">0.9 Draft</w:t>
+              <w:t xml:space="preserve">0.10 Draft</w:t>
             </w:r>
           </w:p>
         </w:tc>
@@ -31979,6 +32128,59 @@
       </w:r>
       <w:bookmarkEnd w:id="1049"/>
     </w:p>
+    <w:p xmlns:a="http://schemas.openxmlformats.org/drawingml/2006/main" xmlns:pic="http://schemas.openxmlformats.org/drawingml/2006/picture">
+      <w:pPr>
+        <w:jc w:val="both"/>
+      </w:pPr>
+      <w:r>
+        <w:rPr>
+          <w:rFonts w:ascii="Segoe UI" w:hAnsi="Segoe UI" w:cs="Segoe UI" w:eastAsia="Segoe UI"/>
+        </w:rPr>
+        <w:t xml:space="preserve">The controls of this section are those of the Data Migration &amp; Go-Live workspace (Master &gt; System Configuration), built on branch </w:t>
+      </w:r>
+      <w:r>
+        <w:rPr>
+          <w:rFonts w:ascii="Consolas" w:hAnsi="Consolas" w:cs="Consolas" w:eastAsia="Consolas"/>
+          <w:color w:val="1F3B57"/>
+          <w:shd w:val="clear" w:color="auto" w:fill="F3F5F8"/>
+        </w:rPr>
+        <w:t xml:space="preserve">tisph/migration-workspace</w:t>
+      </w:r>
+      <w:r>
+        <w:rPr>
+          <w:rFonts w:ascii="Segoe UI" w:hAnsi="Segoe UI" w:cs="Segoe UI" w:eastAsia="Segoe UI"/>
+        </w:rPr>
+        <w:t xml:space="preserve"> (migrations </w:t>
+      </w:r>
+      <w:r>
+        <w:rPr>
+          <w:rFonts w:ascii="Consolas" w:hAnsi="Consolas" w:cs="Consolas" w:eastAsia="Consolas"/>
+          <w:color w:val="1F3B57"/>
+          <w:shd w:val="clear" w:color="auto" w:fill="F3F5F8"/>
+        </w:rPr>
+        <w:t xml:space="preserve">0440</w:t>
+      </w:r>
+      <w:r>
+        <w:rPr>
+          <w:rFonts w:ascii="Segoe UI" w:hAnsi="Segoe UI" w:cs="Segoe UI" w:eastAsia="Segoe UI"/>
+        </w:rPr>
+        <w:t xml:space="preserve"> to </w:t>
+      </w:r>
+      <w:r>
+        <w:rPr>
+          <w:rFonts w:ascii="Consolas" w:hAnsi="Consolas" w:cs="Consolas" w:eastAsia="Consolas"/>
+          <w:color w:val="1F3B57"/>
+          <w:shd w:val="clear" w:color="auto" w:fill="F3F5F8"/>
+        </w:rPr>
+        <w:t xml:space="preserve">0444</w:t>
+      </w:r>
+      <w:r>
+        <w:rPr>
+          <w:rFonts w:ascii="Segoe UI" w:hAnsi="Segoe UI" w:cs="Segoe UI" w:eastAsia="Segoe UI"/>
+        </w:rPr>
+        <w:t xml:space="preserve">). Sections 5 to 19 still describe the baseline and the procedures that compensated for the gaps; where they differ, this section applies.</w:t>
+      </w:r>
+    </w:p>
     <w:tbl xmlns:a="http://schemas.openxmlformats.org/drawingml/2006/main" xmlns:pic="http://schemas.openxmlformats.org/drawingml/2006/picture">
       <w:tblPr>
         <w:tblStyle w:val="TableGrid"/>
@@ -32001,9 +32203,9 @@
         <w:tblLook w:val="04A0" w:firstRow="1" w:lastRow="0" w:firstColumn="1" w:lastColumn="0" w:noHBand="0" w:noVBand="1"/>
       </w:tblPr>
       <w:tblGrid>
-        <w:gridCol w:w="3029"/>
-        <w:gridCol w:w="2816"/>
-        <w:gridCol w:w="3182"/>
+        <w:gridCol w:w="2705"/>
+        <w:gridCol w:w="3160"/>
+        <w:gridCol w:w="3162"/>
       </w:tblGrid>
       <w:tr>
         <w:trPr>
@@ -32013,7 +32215,7 @@
         </w:trPr>
         <w:tc>
           <w:tcPr>
-            <w:tcW w:w="3029" w:type="dxa"/>
+            <w:tcW w:w="2705" w:type="dxa"/>
             <w:shd w:val="clear" w:color="auto" w:fill="E8F0F8"/>
             <w:vAlign w:val="center"/>
           </w:tcPr>
@@ -32035,7 +32237,7 @@
         </w:tc>
         <w:tc>
           <w:tcPr>
-            <w:tcW w:w="2816" w:type="dxa"/>
+            <w:tcW w:w="3160" w:type="dxa"/>
             <w:shd w:val="clear" w:color="auto" w:fill="E8F0F8"/>
             <w:vAlign w:val="center"/>
           </w:tcPr>
@@ -32057,7 +32259,7 @@
         </w:tc>
         <w:tc>
           <w:tcPr>
-            <w:tcW w:w="3182" w:type="dxa"/>
+            <w:tcW w:w="3162" w:type="dxa"/>
             <w:shd w:val="clear" w:color="auto" w:fill="E8F0F8"/>
             <w:vAlign w:val="center"/>
           </w:tcPr>
@@ -32084,25 +32286,25 @@
         </w:trPr>
         <w:tc>
           <w:tcPr>
-            <w:tcW w:w="3029" w:type="dxa"/>
-          </w:tcPr>
-          <w:p>
-            <w:pPr>
-              <w:spacing w:before="40" w:after="40" w:line="240" w:lineRule="auto"/>
-            </w:pPr>
-            <w:r>
-              <w:rPr>
-                <w:rFonts w:ascii="Segoe UI" w:hAnsi="Segoe UI" w:cs="Segoe UI" w:eastAsia="Segoe UI"/>
-                <w:sz w:val="16"/>
-                <w:szCs w:val="16"/>
-              </w:rPr>
-              <w:t xml:space="preserve">Load batches (kit, file name, status, cutover date, counts per sheet, loaded counts, reconciliation, who validated and loaded, when)</w:t>
-            </w:r>
-          </w:p>
-        </w:tc>
-        <w:tc>
-          <w:tcPr>
-            <w:tcW w:w="2816" w:type="dxa"/>
+            <w:tcW w:w="2705" w:type="dxa"/>
+          </w:tcPr>
+          <w:p>
+            <w:pPr>
+              <w:spacing w:before="40" w:after="40" w:line="240" w:lineRule="auto"/>
+            </w:pPr>
+            <w:r>
+              <w:rPr>
+                <w:rFonts w:ascii="Segoe UI" w:hAnsi="Segoe UI" w:cs="Segoe UI" w:eastAsia="Segoe UI"/>
+                <w:sz w:val="16"/>
+                <w:szCs w:val="16"/>
+              </w:rPr>
+              <w:t xml:space="preserve">Loads: load number (MIG-000012, CFG-000045), kit, run, legacy system, file name and SHA-256, status from validation to load or undo, counts per result, uploader, submitter, approver, undo requester and approver, timings</w:t>
+            </w:r>
+          </w:p>
+        </w:tc>
+        <w:tc>
+          <w:tcPr>
+            <w:tcW w:w="3160" w:type="dxa"/>
           </w:tcPr>
           <w:p>
             <w:pPr>
@@ -32122,19 +32324,19 @@
         </w:tc>
         <w:tc>
           <w:tcPr>
-            <w:tcW w:w="3182" w:type="dxa"/>
-          </w:tcPr>
-          <w:p>
-            <w:pPr>
-              <w:spacing w:before="40" w:after="40" w:line="240" w:lineRule="auto"/>
-            </w:pPr>
-            <w:r>
-              <w:rPr>
-                <w:rFonts w:ascii="Segoe UI" w:hAnsi="Segoe UI" w:cs="Segoe UI" w:eastAsia="Segoe UI"/>
-                <w:sz w:val="16"/>
-                <w:szCs w:val="16"/>
-              </w:rPr>
-              <w:t xml:space="preserve">Kept in PROD after go-live. Removed with every other load record by the transaction reset (mocks, rehearsals, RB-2)</w:t>
+            <w:tcW w:w="3162" w:type="dxa"/>
+          </w:tcPr>
+          <w:p>
+            <w:pPr>
+              <w:spacing w:before="40" w:after="40" w:line="240" w:lineRule="auto"/>
+            </w:pPr>
+            <w:r>
+              <w:rPr>
+                <w:rFonts w:ascii="Segoe UI" w:hAnsi="Segoe UI" w:cs="Segoe UI" w:eastAsia="Segoe UI"/>
+                <w:sz w:val="16"/>
+                <w:szCs w:val="16"/>
+              </w:rPr>
+              <w:t xml:space="preserve">Kept in PROD; kept and marked by the transaction reset (mocks, rehearsals)</w:t>
             </w:r>
           </w:p>
         </w:tc>
@@ -32145,25 +32347,25 @@
         </w:trPr>
         <w:tc>
           <w:tcPr>
-            <w:tcW w:w="3029" w:type="dxa"/>
-          </w:tcPr>
-          <w:p>
-            <w:pPr>
-              <w:spacing w:before="40" w:after="40" w:line="240" w:lineRule="auto"/>
-            </w:pPr>
-            <w:r>
-              <w:rPr>
-                <w:rFonts w:ascii="Segoe UI" w:hAnsi="Segoe UI" w:cs="Segoe UI" w:eastAsia="Segoe UI"/>
-                <w:sz w:val="16"/>
-                <w:szCs w:val="16"/>
-              </w:rPr>
-              <w:t xml:space="preserve">Rows of a batch as read from the workbook, with their errors</w:t>
-            </w:r>
-          </w:p>
-        </w:tc>
-        <w:tc>
-          <w:tcPr>
-            <w:tcW w:w="2816" w:type="dxa"/>
+            <w:tcW w:w="2705" w:type="dxa"/>
+          </w:tcPr>
+          <w:p>
+            <w:pPr>
+              <w:spacing w:before="40" w:after="40" w:line="240" w:lineRule="auto"/>
+            </w:pPr>
+            <w:r>
+              <w:rPr>
+                <w:rFonts w:ascii="Segoe UI" w:hAnsi="Segoe UI" w:cs="Segoe UI" w:eastAsia="Segoe UI"/>
+                <w:sz w:val="16"/>
+                <w:szCs w:val="16"/>
+              </w:rPr>
+              <w:t xml:space="preserve">Rows of a load with their result (New, Changed with the changed fields, Unchanged, Duplicate, Error), the values before a change and the record created or changed; identifiers (TIN) encrypted</w:t>
+            </w:r>
+          </w:p>
+        </w:tc>
+        <w:tc>
+          <w:tcPr>
+            <w:tcW w:w="3160" w:type="dxa"/>
           </w:tcPr>
           <w:p>
             <w:pPr>
@@ -32183,19 +32385,19 @@
         </w:tc>
         <w:tc>
           <w:tcPr>
-            <w:tcW w:w="3182" w:type="dxa"/>
-          </w:tcPr>
-          <w:p>
-            <w:pPr>
-              <w:spacing w:before="40" w:after="40" w:line="240" w:lineRule="auto"/>
-            </w:pPr>
-            <w:r>
-              <w:rPr>
-                <w:rFonts w:ascii="Segoe UI" w:hAnsi="Segoe UI" w:cs="Segoe UI" w:eastAsia="Segoe UI"/>
-                <w:sz w:val="16"/>
-                <w:szCs w:val="16"/>
-              </w:rPr>
-              <w:t xml:space="preserve">Rows of loaded or failed batches deleted by housekeeping after </w:t>
+            <w:tcW w:w="3162" w:type="dxa"/>
+          </w:tcPr>
+          <w:p>
+            <w:pPr>
+              <w:spacing w:before="40" w:after="40" w:line="240" w:lineRule="auto"/>
+            </w:pPr>
+            <w:r>
+              <w:rPr>
+                <w:rFonts w:ascii="Segoe UI" w:hAnsi="Segoe UI" w:cs="Segoe UI" w:eastAsia="Segoe UI"/>
+                <w:sz w:val="16"/>
+                <w:szCs w:val="16"/>
+              </w:rPr>
+              <w:t xml:space="preserve">Rows of the production run's loads kept for the retention years; others deleted after </w:t>
             </w:r>
             <w:r>
               <w:rPr>
@@ -32213,7 +32415,7 @@
                 <w:sz w:val="16"/>
                 <w:szCs w:val="16"/>
               </w:rPr>
-              <w:t xml:space="preserve"> (default 365; 0 keeps them forever); rows of a validated batch not yet loaded are kept. Removed by the transaction reset</w:t>
+              <w:t xml:space="preserve"> (365)</w:t>
             </w:r>
           </w:p>
         </w:tc>
@@ -32224,30 +32426,56 @@
         </w:trPr>
         <w:tc>
           <w:tcPr>
-            <w:tcW w:w="3029" w:type="dxa"/>
-          </w:tcPr>
-          <w:p>
-            <w:pPr>
-              <w:spacing w:before="40" w:after="40" w:line="240" w:lineRule="auto"/>
-            </w:pPr>
-            <w:r>
-              <w:rPr>
-                <w:rFonts w:ascii="Segoe UI" w:hAnsi="Segoe UI" w:cs="Segoe UI" w:eastAsia="Segoe UI"/>
-                <w:sz w:val="16"/>
-                <w:szCs w:val="16"/>
-              </w:rPr>
-              <w:t xml:space="preserve">Environment comparisons</w:t>
-            </w:r>
-          </w:p>
-        </w:tc>
-        <w:tc>
-          <w:tcPr>
-            <w:tcW w:w="2816" w:type="dxa"/>
-          </w:tcPr>
-          <w:p>
-            <w:pPr>
-              <w:spacing w:before="40" w:after="40" w:line="240" w:lineRule="auto"/>
-            </w:pPr>
+            <w:tcW w:w="2705" w:type="dxa"/>
+          </w:tcPr>
+          <w:p>
+            <w:pPr>
+              <w:spacing w:before="40" w:after="40" w:line="240" w:lineRule="auto"/>
+            </w:pPr>
+            <w:r>
+              <w:rPr>
+                <w:rFonts w:ascii="Segoe UI" w:hAnsi="Segoe UI" w:cs="Segoe UI" w:eastAsia="Segoe UI"/>
+                <w:sz w:val="16"/>
+                <w:szCs w:val="16"/>
+              </w:rPr>
+              <w:t xml:space="preserve">The workbook as uploaded</w:t>
+            </w:r>
+          </w:p>
+        </w:tc>
+        <w:tc>
+          <w:tcPr>
+            <w:tcW w:w="3160" w:type="dxa"/>
+          </w:tcPr>
+          <w:p>
+            <w:pPr>
+              <w:spacing w:before="40" w:after="40" w:line="240" w:lineRule="auto"/>
+            </w:pPr>
+            <w:r>
+              <w:rPr>
+                <w:rFonts w:ascii="Segoe UI" w:hAnsi="Segoe UI" w:cs="Segoe UI" w:eastAsia="Segoe UI"/>
+                <w:sz w:val="16"/>
+                <w:szCs w:val="16"/>
+              </w:rPr>
+              <w:t xml:space="preserve">Encrypted storage folder, with its hash</w:t>
+            </w:r>
+          </w:p>
+        </w:tc>
+        <w:tc>
+          <w:tcPr>
+            <w:tcW w:w="3162" w:type="dxa"/>
+          </w:tcPr>
+          <w:p>
+            <w:pPr>
+              <w:spacing w:before="40" w:after="40" w:line="240" w:lineRule="auto"/>
+            </w:pPr>
+            <w:r>
+              <w:rPr>
+                <w:rFonts w:ascii="Segoe UI" w:hAnsi="Segoe UI" w:cs="Segoe UI" w:eastAsia="Segoe UI"/>
+                <w:sz w:val="16"/>
+                <w:szCs w:val="16"/>
+              </w:rPr>
+              <w:t xml:space="preserve">As the rows. Released only to holders of </w:t>
+            </w:r>
             <w:r>
               <w:rPr>
                 <w:rFonts w:ascii="Consolas" w:hAnsi="Consolas" w:cs="Consolas" w:eastAsia="Consolas"/>
@@ -32256,25 +32484,33 @@
                 <w:szCs w:val="14"/>
                 <w:shd w:val="clear" w:color="auto" w:fill="F3F5F8"/>
               </w:rPr>
-              <w:t xml:space="preserve">data_load_comparisons</w:t>
-            </w:r>
-          </w:p>
-        </w:tc>
-        <w:tc>
-          <w:tcPr>
-            <w:tcW w:w="3182" w:type="dxa"/>
-          </w:tcPr>
-          <w:p>
-            <w:pPr>
-              <w:spacing w:before="40" w:after="40" w:line="240" w:lineRule="auto"/>
-            </w:pPr>
-            <w:r>
-              <w:rPr>
-                <w:rFonts w:ascii="Segoe UI" w:hAnsi="Segoe UI" w:cs="Segoe UI" w:eastAsia="Segoe UI"/>
-                <w:sz w:val="16"/>
-                <w:szCs w:val="16"/>
-              </w:rPr>
-              <w:t xml:space="preserve">Kept; removed by the transaction reset</w:t>
+              <w:t xml:space="preserve">write:data-load</w:t>
+            </w:r>
+            <w:r>
+              <w:rPr>
+                <w:rFonts w:ascii="Segoe UI" w:hAnsi="Segoe UI" w:cs="Segoe UI" w:eastAsia="Segoe UI"/>
+                <w:sz w:val="16"/>
+                <w:szCs w:val="16"/>
+              </w:rPr>
+              <w:t xml:space="preserve"> and </w:t>
+            </w:r>
+            <w:r>
+              <w:rPr>
+                <w:rFonts w:ascii="Consolas" w:hAnsi="Consolas" w:cs="Consolas" w:eastAsia="Consolas"/>
+                <w:color w:val="1F3B57"/>
+                <w:sz w:val="14"/>
+                <w:szCs w:val="14"/>
+                <w:shd w:val="clear" w:color="auto" w:fill="F3F5F8"/>
+              </w:rPr>
+              <w:t xml:space="preserve">view:pii</w:t>
+            </w:r>
+            <w:r>
+              <w:rPr>
+                <w:rFonts w:ascii="Segoe UI" w:hAnsi="Segoe UI" w:cs="Segoe UI" w:eastAsia="Segoe UI"/>
+                <w:sz w:val="16"/>
+                <w:szCs w:val="16"/>
+              </w:rPr>
+              <w:t xml:space="preserve">; each download audited</w:t>
             </w:r>
           </w:p>
         </w:tc>
@@ -32285,30 +32521,20 @@
         </w:trPr>
         <w:tc>
           <w:tcPr>
-            <w:tcW w:w="3029" w:type="dxa"/>
-          </w:tcPr>
-          <w:p>
-            <w:pPr>
-              <w:spacing w:before="40" w:after="40" w:line="240" w:lineRule="auto"/>
-            </w:pPr>
-            <w:r>
-              <w:rPr>
-                <w:rFonts w:ascii="Segoe UI" w:hAnsi="Segoe UI" w:cs="Segoe UI" w:eastAsia="Segoe UI"/>
-                <w:sz w:val="16"/>
-                <w:szCs w:val="16"/>
-              </w:rPr>
-              <w:t xml:space="preserve">Migrated records' origin</w:t>
-            </w:r>
-          </w:p>
-        </w:tc>
-        <w:tc>
-          <w:tcPr>
-            <w:tcW w:w="2816" w:type="dxa"/>
-          </w:tcPr>
-          <w:p>
-            <w:pPr>
-              <w:spacing w:before="40" w:after="40" w:line="240" w:lineRule="auto"/>
-            </w:pPr>
+            <w:tcW w:w="2705" w:type="dxa"/>
+          </w:tcPr>
+          <w:p>
+            <w:pPr>
+              <w:spacing w:before="40" w:after="40" w:line="240" w:lineRule="auto"/>
+            </w:pPr>
+            <w:r>
+              <w:rPr>
+                <w:rFonts w:ascii="Segoe UI" w:hAnsi="Segoe UI" w:cs="Segoe UI" w:eastAsia="Segoe UI"/>
+                <w:sz w:val="16"/>
+                <w:szCs w:val="16"/>
+              </w:rPr>
+              <w:t xml:space="preserve">Origin of migrated records: </w:t>
+            </w:r>
             <w:r>
               <w:rPr>
                 <w:rFonts w:ascii="Consolas" w:hAnsi="Consolas" w:cs="Consolas" w:eastAsia="Consolas"/>
@@ -32317,15 +32543,15 @@
                 <w:szCs w:val="14"/>
                 <w:shd w:val="clear" w:color="auto" w:fill="F3F5F8"/>
               </w:rPr>
-              <w:t xml:space="preserve">source</w:t>
-            </w:r>
-            <w:r>
-              <w:rPr>
-                <w:rFonts w:ascii="Segoe UI" w:hAnsi="Segoe UI" w:cs="Segoe UI" w:eastAsia="Segoe UI"/>
-                <w:sz w:val="16"/>
-                <w:szCs w:val="16"/>
-              </w:rPr>
-              <w:t xml:space="preserve"> / </w:t>
+              <w:t xml:space="preserve">origin</w:t>
+            </w:r>
+            <w:r>
+              <w:rPr>
+                <w:rFonts w:ascii="Segoe UI" w:hAnsi="Segoe UI" w:cs="Segoe UI" w:eastAsia="Segoe UI"/>
+                <w:sz w:val="16"/>
+                <w:szCs w:val="16"/>
+              </w:rPr>
+              <w:t xml:space="preserve">, </w:t>
             </w:r>
             <w:r>
               <w:rPr>
@@ -32335,15 +32561,15 @@
                 <w:szCs w:val="14"/>
                 <w:shd w:val="clear" w:color="auto" w:fill="F3F5F8"/>
               </w:rPr>
-              <w:t xml:space="preserve">doc.source</w:t>
-            </w:r>
-            <w:r>
-              <w:rPr>
-                <w:rFonts w:ascii="Segoe UI" w:hAnsi="Segoe UI" w:cs="Segoe UI" w:eastAsia="Segoe UI"/>
-                <w:sz w:val="16"/>
-                <w:szCs w:val="16"/>
-              </w:rPr>
-              <w:t xml:space="preserve"> / </w:t>
+              <w:t xml:space="preserve">legacy_system</w:t>
+            </w:r>
+            <w:r>
+              <w:rPr>
+                <w:rFonts w:ascii="Segoe UI" w:hAnsi="Segoe UI" w:cs="Segoe UI" w:eastAsia="Segoe UI"/>
+                <w:sz w:val="16"/>
+                <w:szCs w:val="16"/>
+              </w:rPr>
+              <w:t xml:space="preserve">, </w:t>
             </w:r>
             <w:r>
               <w:rPr>
@@ -32353,15 +32579,15 @@
                 <w:szCs w:val="14"/>
                 <w:shd w:val="clear" w:color="auto" w:fill="F3F5F8"/>
               </w:rPr>
-              <w:t xml:space="preserve">details.source</w:t>
-            </w:r>
-            <w:r>
-              <w:rPr>
-                <w:rFonts w:ascii="Segoe UI" w:hAnsi="Segoe UI" w:cs="Segoe UI" w:eastAsia="Segoe UI"/>
-                <w:sz w:val="16"/>
-                <w:szCs w:val="16"/>
-              </w:rPr>
-              <w:t xml:space="preserve"> and </w:t>
+              <w:t xml:space="preserve">legacy_number</w:t>
+            </w:r>
+            <w:r>
+              <w:rPr>
+                <w:rFonts w:ascii="Segoe UI" w:hAnsi="Segoe UI" w:cs="Segoe UI" w:eastAsia="Segoe UI"/>
+                <w:sz w:val="16"/>
+                <w:szCs w:val="16"/>
+              </w:rPr>
+              <w:t xml:space="preserve">, </w:t>
             </w:r>
             <w:r>
               <w:rPr>
@@ -32371,15 +32597,15 @@
                 <w:szCs w:val="14"/>
                 <w:shd w:val="clear" w:color="auto" w:fill="F3F5F8"/>
               </w:rPr>
-              <w:t xml:space="preserve">load_batch_id</w:t>
-            </w:r>
-            <w:r>
-              <w:rPr>
-                <w:rFonts w:ascii="Segoe UI" w:hAnsi="Segoe UI" w:cs="Segoe UI" w:eastAsia="Segoe UI"/>
-                <w:sz w:val="16"/>
-                <w:szCs w:val="16"/>
-              </w:rPr>
-              <w:t xml:space="preserve"> on clients, policies, open items and claims; </w:t>
+              <w:t xml:space="preserve">migrated_at</w:t>
+            </w:r>
+            <w:r>
+              <w:rPr>
+                <w:rFonts w:ascii="Segoe UI" w:hAnsi="Segoe UI" w:cs="Segoe UI" w:eastAsia="Segoe UI"/>
+                <w:sz w:val="16"/>
+                <w:szCs w:val="16"/>
+              </w:rPr>
+              <w:t xml:space="preserve">, </w:t>
             </w:r>
             <w:r>
               <w:rPr>
@@ -32389,33 +32615,15 @@
                 <w:szCs w:val="14"/>
                 <w:shd w:val="clear" w:color="auto" w:fill="F3F5F8"/>
               </w:rPr>
-              <w:t xml:space="preserve">source_run = 'go-live:&lt;cutover&gt;'</w:t>
-            </w:r>
-            <w:r>
-              <w:rPr>
-                <w:rFonts w:ascii="Segoe UI" w:hAnsi="Segoe UI" w:cs="Segoe UI" w:eastAsia="Segoe UI"/>
-                <w:sz w:val="16"/>
-                <w:szCs w:val="16"/>
-              </w:rPr>
-              <w:t xml:space="preserve"> on opening balances</w:t>
-            </w:r>
-          </w:p>
-        </w:tc>
-        <w:tc>
-          <w:tcPr>
-            <w:tcW w:w="3182" w:type="dxa"/>
-          </w:tcPr>
-          <w:p>
-            <w:pPr>
-              <w:spacing w:before="40" w:after="40" w:line="240" w:lineRule="auto"/>
-            </w:pPr>
-            <w:r>
-              <w:rPr>
-                <w:rFonts w:ascii="Segoe UI" w:hAnsi="Segoe UI" w:cs="Segoe UI" w:eastAsia="Segoe UI"/>
-                <w:sz w:val="16"/>
-                <w:szCs w:val="16"/>
-              </w:rPr>
-              <w:t xml:space="preserve">Life of the record (</w:t>
+              <w:t xml:space="preserve">migrated_by</w:t>
+            </w:r>
+            <w:r>
+              <w:rPr>
+                <w:rFonts w:ascii="Segoe UI" w:hAnsi="Segoe UI" w:cs="Segoe UI" w:eastAsia="Segoe UI"/>
+                <w:sz w:val="16"/>
+                <w:szCs w:val="16"/>
+              </w:rPr>
+              <w:t xml:space="preserve">, </w:t>
             </w:r>
             <w:r>
               <w:rPr>
@@ -32427,13 +32635,59 @@
               </w:rPr>
               <w:t xml:space="preserve">load_batch_id</w:t>
             </w:r>
-            <w:r>
-              <w:rPr>
-                <w:rFonts w:ascii="Segoe UI" w:hAnsi="Segoe UI" w:cs="Segoe UI" w:eastAsia="Segoe UI"/>
-                <w:sz w:val="16"/>
-                <w:szCs w:val="16"/>
-              </w:rPr>
-              <w:t xml:space="preserve"> becomes empty if its batch is deleted)</w:t>
+          </w:p>
+        </w:tc>
+        <w:tc>
+          <w:tcPr>
+            <w:tcW w:w="3160" w:type="dxa"/>
+          </w:tcPr>
+          <w:p>
+            <w:pPr>
+              <w:spacing w:before="40" w:after="40" w:line="240" w:lineRule="auto"/>
+            </w:pPr>
+            <w:r>
+              <w:rPr>
+                <w:rFonts w:ascii="Segoe UI" w:hAnsi="Segoe UI" w:cs="Segoe UI" w:eastAsia="Segoe UI"/>
+                <w:sz w:val="16"/>
+                <w:szCs w:val="16"/>
+              </w:rPr>
+              <w:t xml:space="preserve">Clients, policies, receivables, claims, journal vouchers, post-dated cheques; </w:t>
+            </w:r>
+            <w:r>
+              <w:rPr>
+                <w:rFonts w:ascii="Consolas" w:hAnsi="Consolas" w:cs="Consolas" w:eastAsia="Consolas"/>
+                <w:color w:val="1F3B57"/>
+                <w:sz w:val="14"/>
+                <w:szCs w:val="14"/>
+                <w:shd w:val="clear" w:color="auto" w:fill="F3F5F8"/>
+              </w:rPr>
+              <w:t xml:space="preserve">load_batch_id</w:t>
+            </w:r>
+            <w:r>
+              <w:rPr>
+                <w:rFonts w:ascii="Segoe UI" w:hAnsi="Segoe UI" w:cs="Segoe UI" w:eastAsia="Segoe UI"/>
+                <w:sz w:val="16"/>
+                <w:szCs w:val="16"/>
+              </w:rPr>
+              <w:t xml:space="preserve"> on opening balances and CTPL authentications</w:t>
+            </w:r>
+          </w:p>
+        </w:tc>
+        <w:tc>
+          <w:tcPr>
+            <w:tcW w:w="3162" w:type="dxa"/>
+          </w:tcPr>
+          <w:p>
+            <w:pPr>
+              <w:spacing w:before="40" w:after="40" w:line="240" w:lineRule="auto"/>
+            </w:pPr>
+            <w:r>
+              <w:rPr>
+                <w:rFonts w:ascii="Segoe UI" w:hAnsi="Segoe UI" w:cs="Segoe UI" w:eastAsia="Segoe UI"/>
+                <w:sz w:val="16"/>
+                <w:szCs w:val="16"/>
+              </w:rPr>
+              <w:t xml:space="preserve">Life of the record; read-only after the load</w:t>
             </w:r>
           </w:p>
         </w:tc>
@@ -32444,20 +32698,30 @@
         </w:trPr>
         <w:tc>
           <w:tcPr>
-            <w:tcW w:w="3029" w:type="dxa"/>
-          </w:tcPr>
-          <w:p>
-            <w:pPr>
-              <w:spacing w:before="40" w:after="40" w:line="240" w:lineRule="auto"/>
-            </w:pPr>
-            <w:r>
-              <w:rPr>
-                <w:rFonts w:ascii="Segoe UI" w:hAnsi="Segoe UI" w:cs="Segoe UI" w:eastAsia="Segoe UI"/>
-                <w:sz w:val="16"/>
-                <w:szCs w:val="16"/>
-              </w:rPr>
-              <w:t xml:space="preserve">Audit entries: </w:t>
-            </w:r>
+            <w:tcW w:w="2705" w:type="dxa"/>
+          </w:tcPr>
+          <w:p>
+            <w:pPr>
+              <w:spacing w:before="40" w:after="40" w:line="240" w:lineRule="auto"/>
+            </w:pPr>
+            <w:r>
+              <w:rPr>
+                <w:rFonts w:ascii="Segoe UI" w:hAnsi="Segoe UI" w:cs="Segoe UI" w:eastAsia="Segoe UI"/>
+                <w:sz w:val="16"/>
+                <w:szCs w:val="16"/>
+              </w:rPr>
+              <w:t xml:space="preserve">Reconciliations: lines per object and measure with the legacy figure, differences with explanation, action and acceptance, sign-off slots, the signed PDF and its hash</w:t>
+            </w:r>
+          </w:p>
+        </w:tc>
+        <w:tc>
+          <w:tcPr>
+            <w:tcW w:w="3160" w:type="dxa"/>
+          </w:tcPr>
+          <w:p>
+            <w:pPr>
+              <w:spacing w:before="40" w:after="40" w:line="240" w:lineRule="auto"/>
+            </w:pPr>
             <w:r>
               <w:rPr>
                 <w:rFonts w:ascii="Consolas" w:hAnsi="Consolas" w:cs="Consolas" w:eastAsia="Consolas"/>
@@ -32466,16 +32730,67 @@
                 <w:szCs w:val="14"/>
                 <w:shd w:val="clear" w:color="auto" w:fill="F3F5F8"/>
               </w:rPr>
-              <w:t xml:space="preserve">export-current-data</w:t>
-            </w:r>
-            <w:r>
-              <w:rPr>
-                <w:rFonts w:ascii="Segoe UI" w:hAnsi="Segoe UI" w:cs="Segoe UI" w:eastAsia="Segoe UI"/>
-                <w:sz w:val="16"/>
-                <w:szCs w:val="16"/>
-              </w:rPr>
-              <w:t xml:space="preserve">, </w:t>
-            </w:r>
+              <w:t xml:space="preserve">migration_reconciliations</w:t>
+            </w:r>
+            <w:r>
+              <w:rPr>
+                <w:rFonts w:ascii="Segoe UI" w:hAnsi="Segoe UI" w:cs="Segoe UI" w:eastAsia="Segoe UI"/>
+                <w:sz w:val="16"/>
+                <w:szCs w:val="16"/>
+              </w:rPr>
+              <w:t xml:space="preserve"> and lines, differences, sign-offs</w:t>
+            </w:r>
+          </w:p>
+        </w:tc>
+        <w:tc>
+          <w:tcPr>
+            <w:tcW w:w="3162" w:type="dxa"/>
+          </w:tcPr>
+          <w:p>
+            <w:pPr>
+              <w:spacing w:before="40" w:after="40" w:line="240" w:lineRule="auto"/>
+            </w:pPr>
+            <w:r>
+              <w:rPr>
+                <w:rFonts w:ascii="Segoe UI" w:hAnsi="Segoe UI" w:cs="Segoe UI" w:eastAsia="Segoe UI"/>
+                <w:sz w:val="16"/>
+                <w:szCs w:val="16"/>
+              </w:rPr>
+              <w:t xml:space="preserve">Never purged</w:t>
+            </w:r>
+          </w:p>
+        </w:tc>
+      </w:tr>
+      <w:tr>
+        <w:trPr>
+          <w:cantSplit/>
+        </w:trPr>
+        <w:tc>
+          <w:tcPr>
+            <w:tcW w:w="2705" w:type="dxa"/>
+          </w:tcPr>
+          <w:p>
+            <w:pPr>
+              <w:spacing w:before="40" w:after="40" w:line="240" w:lineRule="auto"/>
+            </w:pPr>
+            <w:r>
+              <w:rPr>
+                <w:rFonts w:ascii="Segoe UI" w:hAnsi="Segoe UI" w:cs="Segoe UI" w:eastAsia="Segoe UI"/>
+                <w:sz w:val="16"/>
+                <w:szCs w:val="16"/>
+              </w:rPr>
+              <w:t xml:space="preserve">Mock and production runs, cutover checklist with owner, times and evidence, defects, Go / No-Go decisions with criteria, waivers and votes, lock and unlock requests</w:t>
+            </w:r>
+          </w:p>
+        </w:tc>
+        <w:tc>
+          <w:tcPr>
+            <w:tcW w:w="3160" w:type="dxa"/>
+          </w:tcPr>
+          <w:p>
+            <w:pPr>
+              <w:spacing w:before="40" w:after="40" w:line="240" w:lineRule="auto"/>
+            </w:pPr>
             <w:r>
               <w:rPr>
                 <w:rFonts w:ascii="Consolas" w:hAnsi="Consolas" w:cs="Consolas" w:eastAsia="Consolas"/>
@@ -32484,7 +32799,7 @@
                 <w:szCs w:val="14"/>
                 <w:shd w:val="clear" w:color="auto" w:fill="F3F5F8"/>
               </w:rPr>
-              <w:t xml:space="preserve">validate</w:t>
+              <w:t xml:space="preserve">migration_runs</w:t>
             </w:r>
             <w:r>
               <w:rPr>
@@ -32502,7 +32817,7 @@
                 <w:szCs w:val="14"/>
                 <w:shd w:val="clear" w:color="auto" w:fill="F3F5F8"/>
               </w:rPr>
-              <w:t xml:space="preserve">load</w:t>
+              <w:t xml:space="preserve">migration_run_steps</w:t>
             </w:r>
             <w:r>
               <w:rPr>
@@ -32520,15 +32835,15 @@
                 <w:szCs w:val="14"/>
                 <w:shd w:val="clear" w:color="auto" w:fill="F3F5F8"/>
               </w:rPr>
-              <w:t xml:space="preserve">compare</w:t>
-            </w:r>
-            <w:r>
-              <w:rPr>
-                <w:rFonts w:ascii="Segoe UI" w:hAnsi="Segoe UI" w:cs="Segoe UI" w:eastAsia="Segoe UI"/>
-                <w:sz w:val="16"/>
-                <w:szCs w:val="16"/>
-              </w:rPr>
-              <w:t xml:space="preserve"> (workbench); </w:t>
+              <w:t xml:space="preserve">migration_run_defects</w:t>
+            </w:r>
+            <w:r>
+              <w:rPr>
+                <w:rFonts w:ascii="Segoe UI" w:hAnsi="Segoe UI" w:cs="Segoe UI" w:eastAsia="Segoe UI"/>
+                <w:sz w:val="16"/>
+                <w:szCs w:val="16"/>
+              </w:rPr>
+              <w:t xml:space="preserve">, </w:t>
             </w:r>
             <w:r>
               <w:rPr>
@@ -32538,7 +32853,7 @@
                 <w:szCs w:val="14"/>
                 <w:shd w:val="clear" w:color="auto" w:fill="F3F5F8"/>
               </w:rPr>
-              <w:t xml:space="preserve">go-live-migration</w:t>
+              <w:t xml:space="preserve">go_live_decisions</w:t>
             </w:r>
             <w:r>
               <w:rPr>
@@ -32556,15 +32871,15 @@
                 <w:szCs w:val="14"/>
                 <w:shd w:val="clear" w:color="auto" w:fill="F3F5F8"/>
               </w:rPr>
-              <w:t xml:space="preserve">go-live-import</w:t>
-            </w:r>
-            <w:r>
-              <w:rPr>
-                <w:rFonts w:ascii="Segoe UI" w:hAnsi="Segoe UI" w:cs="Segoe UI" w:eastAsia="Segoe UI"/>
-                <w:sz w:val="16"/>
-                <w:szCs w:val="16"/>
-              </w:rPr>
-              <w:t xml:space="preserve"> (single-object imports); </w:t>
+              <w:t xml:space="preserve">go_live_lock_requests</w:t>
+            </w:r>
+            <w:r>
+              <w:rPr>
+                <w:rFonts w:ascii="Segoe UI" w:hAnsi="Segoe UI" w:cs="Segoe UI" w:eastAsia="Segoe UI"/>
+                <w:sz w:val="16"/>
+                <w:szCs w:val="16"/>
+              </w:rPr>
+              <w:t xml:space="preserve">, </w:t>
             </w:r>
             <w:r>
               <w:rPr>
@@ -32574,15 +32889,143 @@
                 <w:szCs w:val="14"/>
                 <w:shd w:val="clear" w:color="auto" w:fill="F3F5F8"/>
               </w:rPr>
-              <w:t xml:space="preserve">update</w:t>
-            </w:r>
-            <w:r>
-              <w:rPr>
-                <w:rFonts w:ascii="Segoe UI" w:hAnsi="Segoe UI" w:cs="Segoe UI" w:eastAsia="Segoe UI"/>
-                <w:sz w:val="16"/>
-                <w:szCs w:val="16"/>
-              </w:rPr>
-              <w:t xml:space="preserve"> of settings made on Master &gt; Configuration (including </w:t>
+              <w:t xml:space="preserve">migration_evidence</w:t>
+            </w:r>
+          </w:p>
+        </w:tc>
+        <w:tc>
+          <w:tcPr>
+            <w:tcW w:w="3162" w:type="dxa"/>
+          </w:tcPr>
+          <w:p>
+            <w:pPr>
+              <w:spacing w:before="40" w:after="40" w:line="240" w:lineRule="auto"/>
+            </w:pPr>
+            <w:r>
+              <w:rPr>
+                <w:rFonts w:ascii="Segoe UI" w:hAnsi="Segoe UI" w:cs="Segoe UI" w:eastAsia="Segoe UI"/>
+                <w:sz w:val="16"/>
+                <w:szCs w:val="16"/>
+              </w:rPr>
+              <w:t xml:space="preserve">Never purged; kept by the transaction reset</w:t>
+            </w:r>
+          </w:p>
+        </w:tc>
+      </w:tr>
+      <w:tr>
+        <w:trPr>
+          <w:cantSplit/>
+        </w:trPr>
+        <w:tc>
+          <w:tcPr>
+            <w:tcW w:w="2705" w:type="dxa"/>
+          </w:tcPr>
+          <w:p>
+            <w:pPr>
+              <w:spacing w:before="40" w:after="40" w:line="240" w:lineRule="auto"/>
+            </w:pPr>
+            <w:r>
+              <w:rPr>
+                <w:rFonts w:ascii="Segoe UI" w:hAnsi="Segoe UI" w:cs="Segoe UI" w:eastAsia="Segoe UI"/>
+                <w:sz w:val="16"/>
+                <w:szCs w:val="16"/>
+              </w:rPr>
+              <w:t xml:space="preserve">Evidence pack of a run: workbooks (masked per user), reconciliation reports, checklist, decision, evidence files and a SHA-256 manifest</w:t>
+            </w:r>
+          </w:p>
+        </w:tc>
+        <w:tc>
+          <w:tcPr>
+            <w:tcW w:w="3160" w:type="dxa"/>
+          </w:tcPr>
+          <w:p>
+            <w:pPr>
+              <w:spacing w:before="40" w:after="40" w:line="240" w:lineRule="auto"/>
+            </w:pPr>
+            <w:r>
+              <w:rPr>
+                <w:rFonts w:ascii="Segoe UI" w:hAnsi="Segoe UI" w:cs="Segoe UI" w:eastAsia="Segoe UI"/>
+                <w:sz w:val="16"/>
+                <w:szCs w:val="16"/>
+              </w:rPr>
+              <w:t xml:space="preserve">Downloaded from the run (Mock Runs tab); its hash is recorded on the run</w:t>
+            </w:r>
+          </w:p>
+        </w:tc>
+        <w:tc>
+          <w:tcPr>
+            <w:tcW w:w="3162" w:type="dxa"/>
+          </w:tcPr>
+          <w:p>
+            <w:pPr>
+              <w:spacing w:before="40" w:after="40" w:line="240" w:lineRule="auto"/>
+            </w:pPr>
+            <w:r>
+              <w:rPr>
+                <w:rFonts w:ascii="Segoe UI" w:hAnsi="Segoe UI" w:cs="Segoe UI" w:eastAsia="Segoe UI"/>
+                <w:sz w:val="16"/>
+                <w:szCs w:val="16"/>
+              </w:rPr>
+              <w:t xml:space="preserve">Archived per TISPH's record policy (Q14); criterion G11 checks the recorded hash</w:t>
+            </w:r>
+          </w:p>
+        </w:tc>
+      </w:tr>
+      <w:tr>
+        <w:trPr>
+          <w:cantSplit/>
+        </w:trPr>
+        <w:tc>
+          <w:tcPr>
+            <w:tcW w:w="2705" w:type="dxa"/>
+          </w:tcPr>
+          <w:p>
+            <w:pPr>
+              <w:spacing w:before="40" w:after="40" w:line="240" w:lineRule="auto"/>
+            </w:pPr>
+            <w:r>
+              <w:rPr>
+                <w:rFonts w:ascii="Segoe UI" w:hAnsi="Segoe UI" w:cs="Segoe UI" w:eastAsia="Segoe UI"/>
+                <w:sz w:val="16"/>
+                <w:szCs w:val="16"/>
+              </w:rPr>
+              <w:t xml:space="preserve">Audit entries of every action of the workspace and one entry per migrated record</w:t>
+            </w:r>
+          </w:p>
+        </w:tc>
+        <w:tc>
+          <w:tcPr>
+            <w:tcW w:w="3160" w:type="dxa"/>
+          </w:tcPr>
+          <w:p>
+            <w:pPr>
+              <w:spacing w:before="40" w:after="40" w:line="240" w:lineRule="auto"/>
+            </w:pPr>
+            <w:r>
+              <w:rPr>
+                <w:rFonts w:ascii="Segoe UI" w:hAnsi="Segoe UI" w:cs="Segoe UI" w:eastAsia="Segoe UI"/>
+                <w:sz w:val="16"/>
+                <w:szCs w:val="16"/>
+              </w:rPr>
+              <w:t xml:space="preserve">Audit trail</w:t>
+            </w:r>
+          </w:p>
+        </w:tc>
+        <w:tc>
+          <w:tcPr>
+            <w:tcW w:w="3162" w:type="dxa"/>
+          </w:tcPr>
+          <w:p>
+            <w:pPr>
+              <w:spacing w:before="40" w:after="40" w:line="240" w:lineRule="auto"/>
+            </w:pPr>
+            <w:r>
+              <w:rPr>
+                <w:rFonts w:ascii="Segoe UI" w:hAnsi="Segoe UI" w:cs="Segoe UI" w:eastAsia="Segoe UI"/>
+                <w:sz w:val="16"/>
+                <w:szCs w:val="16"/>
+              </w:rPr>
+              <w:t xml:space="preserve">Not purged unless </w:t>
             </w:r>
             <w:r>
               <w:rPr>
@@ -32592,78 +33035,6 @@
                 <w:szCs w:val="14"/>
                 <w:shd w:val="clear" w:color="auto" w:fill="F3F5F8"/>
               </w:rPr>
-              <w:t xml:space="preserve">golive.cutover_date</w:t>
-            </w:r>
-            <w:r>
-              <w:rPr>
-                <w:rFonts w:ascii="Segoe UI" w:hAnsi="Segoe UI" w:cs="Segoe UI" w:eastAsia="Segoe UI"/>
-                <w:sz w:val="16"/>
-                <w:szCs w:val="16"/>
-              </w:rPr>
-              <w:t xml:space="preserve"> and </w:t>
-            </w:r>
-            <w:r>
-              <w:rPr>
-                <w:rFonts w:ascii="Consolas" w:hAnsi="Consolas" w:cs="Consolas" w:eastAsia="Consolas"/>
-                <w:color w:val="1F3B57"/>
-                <w:sz w:val="14"/>
-                <w:szCs w:val="14"/>
-                <w:shd w:val="clear" w:color="auto" w:fill="F3F5F8"/>
-              </w:rPr>
-              <w:t xml:space="preserve">golive.locked</w:t>
-            </w:r>
-            <w:r>
-              <w:rPr>
-                <w:rFonts w:ascii="Segoe UI" w:hAnsi="Segoe UI" w:cs="Segoe UI" w:eastAsia="Segoe UI"/>
-                <w:sz w:val="16"/>
-                <w:szCs w:val="16"/>
-              </w:rPr>
-              <w:t xml:space="preserve">); the reset</w:t>
-            </w:r>
-          </w:p>
-        </w:tc>
-        <w:tc>
-          <w:tcPr>
-            <w:tcW w:w="2816" w:type="dxa"/>
-          </w:tcPr>
-          <w:p>
-            <w:pPr>
-              <w:spacing w:before="40" w:after="40" w:line="240" w:lineRule="auto"/>
-            </w:pPr>
-            <w:r>
-              <w:rPr>
-                <w:rFonts w:ascii="Segoe UI" w:hAnsi="Segoe UI" w:cs="Segoe UI" w:eastAsia="Segoe UI"/>
-                <w:sz w:val="16"/>
-                <w:szCs w:val="16"/>
-              </w:rPr>
-              <w:t xml:space="preserve">Audit trail</w:t>
-            </w:r>
-          </w:p>
-        </w:tc>
-        <w:tc>
-          <w:tcPr>
-            <w:tcW w:w="3182" w:type="dxa"/>
-          </w:tcPr>
-          <w:p>
-            <w:pPr>
-              <w:spacing w:before="40" w:after="40" w:line="240" w:lineRule="auto"/>
-            </w:pPr>
-            <w:r>
-              <w:rPr>
-                <w:rFonts w:ascii="Segoe UI" w:hAnsi="Segoe UI" w:cs="Segoe UI" w:eastAsia="Segoe UI"/>
-                <w:sz w:val="16"/>
-                <w:szCs w:val="16"/>
-              </w:rPr>
-              <w:t xml:space="preserve">Not purged unless </w:t>
-            </w:r>
-            <w:r>
-              <w:rPr>
-                <w:rFonts w:ascii="Consolas" w:hAnsi="Consolas" w:cs="Consolas" w:eastAsia="Consolas"/>
-                <w:color w:val="1F3B57"/>
-                <w:sz w:val="14"/>
-                <w:szCs w:val="14"/>
-                <w:shd w:val="clear" w:color="auto" w:fill="F3F5F8"/>
-              </w:rPr>
               <w:t xml:space="preserve">housekeeping.audit_log_days</w:t>
             </w:r>
             <w:r>
@@ -32672,86 +33043,7 @@
                 <w:sz w:val="16"/>
                 <w:szCs w:val="16"/>
               </w:rPr>
-              <w:t xml:space="preserve"> is set, and then never below 7 years (2,557 days). The reset keeps it unless run with </w:t>
-            </w:r>
-            <w:r>
-              <w:rPr>
-                <w:rFonts w:ascii="Consolas" w:hAnsi="Consolas" w:cs="Consolas" w:eastAsia="Consolas"/>
-                <w:color w:val="1F3B57"/>
-                <w:sz w:val="14"/>
-                <w:szCs w:val="14"/>
-                <w:shd w:val="clear" w:color="auto" w:fill="F3F5F8"/>
-              </w:rPr>
-              <w:t xml:space="preserve">--purge-audit</w:t>
-            </w:r>
-          </w:p>
-        </w:tc>
-      </w:tr>
-      <w:tr>
-        <w:trPr>
-          <w:cantSplit/>
-        </w:trPr>
-        <w:tc>
-          <w:tcPr>
-            <w:tcW w:w="3029" w:type="dxa"/>
-          </w:tcPr>
-          <w:p>
-            <w:pPr>
-              <w:spacing w:before="40" w:after="40" w:line="240" w:lineRule="auto"/>
-            </w:pPr>
-            <w:r>
-              <w:rPr>
-                <w:rFonts w:ascii="Segoe UI" w:hAnsi="Segoe UI" w:cs="Segoe UI" w:eastAsia="Segoe UI"/>
-                <w:sz w:val="16"/>
-                <w:szCs w:val="16"/>
-              </w:rPr>
-              <w:t xml:space="preserve">Workbooks as uploaded, errors workbooks, reconciliation workbooks, extract files with checksums, signed reports, cutover log</w:t>
-            </w:r>
-          </w:p>
-        </w:tc>
-        <w:tc>
-          <w:tcPr>
-            <w:tcW w:w="2816" w:type="dxa"/>
-          </w:tcPr>
-          <w:p>
-            <w:pPr>
-              <w:spacing w:before="40" w:after="40" w:line="240" w:lineRule="auto"/>
-            </w:pPr>
-            <w:r>
-              <w:rPr>
-                <w:rFonts w:ascii="Segoe UI" w:hAnsi="Segoe UI" w:cs="Segoe UI" w:eastAsia="Segoe UI"/>
-                <w:sz w:val="16"/>
-                <w:szCs w:val="16"/>
-              </w:rPr>
-              <w:t xml:space="preserve">Project records outside BrokerVerse </w:t>
-            </w:r>
-            <w:r>
-              <w:rPr>
-                <w:rFonts w:ascii="Segoe UI" w:hAnsi="Segoe UI" w:cs="Segoe UI" w:eastAsia="Segoe UI"/>
-                <w:b/>
-                <w:bCs/>
-                <w:sz w:val="16"/>
-                <w:szCs w:val="16"/>
-              </w:rPr>
-              <w:t xml:space="preserve">Procedure</w:t>
-            </w:r>
-          </w:p>
-        </w:tc>
-        <w:tc>
-          <w:tcPr>
-            <w:tcW w:w="3182" w:type="dxa"/>
-          </w:tcPr>
-          <w:p>
-            <w:pPr>
-              <w:spacing w:before="40" w:after="40" w:line="240" w:lineRule="auto"/>
-            </w:pPr>
-            <w:r>
-              <w:rPr>
-                <w:rFonts w:ascii="Segoe UI" w:hAnsi="Segoe UI" w:cs="Segoe UI" w:eastAsia="Segoe UI"/>
-                <w:sz w:val="16"/>
-                <w:szCs w:val="16"/>
-              </w:rPr>
-              <w:t xml:space="preserve">Per TISPH's record policy (Q14)</w:t>
+              <w:t xml:space="preserve"> is set, and then never below 7 years</w:t>
             </w:r>
           </w:p>
         </w:tc>
@@ -32764,17 +33056,6 @@
           <w:sz w:val="12"/>
         </w:rPr>
       </w:pPr>
-    </w:p>
-    <w:p xmlns:a="http://schemas.openxmlformats.org/drawingml/2006/main" xmlns:pic="http://schemas.openxmlformats.org/drawingml/2006/picture">
-      <w:pPr>
-        <w:jc w:val="both"/>
-      </w:pPr>
-      <w:r>
-        <w:rPr>
-          <w:rFonts w:ascii="Segoe UI" w:hAnsi="Segoe UI" w:cs="Segoe UI" w:eastAsia="Segoe UI"/>
-        </w:rPr>
-        <w:t xml:space="preserve">The workbench does not keep the uploaded file itself, only the rows read from it. Because the rows of a batch are deleted after a year by default and every load record goes with a transaction reset, the final migration workbook, its errors and reconciliation workbooks, the extract files and the signed reports are archived outside BrokerVerse at CO-10 (criterion G11), and the housekeeping period may be set to 0 for the migration year (Q14).</w:t>
-      </w:r>
     </w:p>
     <w:p xmlns:a="http://schemas.openxmlformats.org/drawingml/2006/main" xmlns:pic="http://schemas.openxmlformats.org/drawingml/2006/picture">
       <w:pPr>
@@ -32789,7 +33070,7 @@
         <w:rPr>
           <w:rFonts w:ascii="Segoe UI" w:hAnsi="Segoe UI" w:cs="Segoe UI" w:eastAsia="Segoe UI"/>
         </w:rPr>
-        <w:t xml:space="preserve">Audit coverage of the migration and its gaps</w:t>
+        <w:t xml:space="preserve">Audit coverage of the migration</w:t>
       </w:r>
       <w:bookmarkEnd w:id="1050"/>
     </w:p>
@@ -32815,9 +33096,8 @@
         <w:tblLook w:val="04A0" w:firstRow="1" w:lastRow="0" w:firstColumn="1" w:lastColumn="0" w:noHBand="0" w:noVBand="1"/>
       </w:tblPr>
       <w:tblGrid>
-        <w:gridCol w:w="2782"/>
-        <w:gridCol w:w="2965"/>
-        <w:gridCol w:w="3280"/>
+        <w:gridCol w:w="3077"/>
+        <w:gridCol w:w="5950"/>
       </w:tblGrid>
       <w:tr>
         <w:trPr>
@@ -32827,7 +33107,7 @@
         </w:trPr>
         <w:tc>
           <w:tcPr>
-            <w:tcW w:w="2782" w:type="dxa"/>
+            <w:tcW w:w="3077" w:type="dxa"/>
             <w:shd w:val="clear" w:color="auto" w:fill="E8F0F8"/>
             <w:vAlign w:val="center"/>
           </w:tcPr>
@@ -32849,7 +33129,7 @@
         </w:tc>
         <w:tc>
           <w:tcPr>
-            <w:tcW w:w="2965" w:type="dxa"/>
+            <w:tcW w:w="5950" w:type="dxa"/>
             <w:shd w:val="clear" w:color="auto" w:fill="E8F0F8"/>
             <w:vAlign w:val="center"/>
           </w:tcPr>
@@ -32865,29 +33145,7 @@
                 <w:sz w:val="16"/>
                 <w:szCs w:val="16"/>
               </w:rPr>
-              <w:t xml:space="preserve">What the audit trail records</w:t>
-            </w:r>
-          </w:p>
-        </w:tc>
-        <w:tc>
-          <w:tcPr>
-            <w:tcW w:w="3280" w:type="dxa"/>
-            <w:shd w:val="clear" w:color="auto" w:fill="E8F0F8"/>
-            <w:vAlign w:val="center"/>
-          </w:tcPr>
-          <w:p>
-            <w:pPr>
-              <w:spacing w:before="40" w:after="40" w:line="240" w:lineRule="auto"/>
-            </w:pPr>
-            <w:r>
-              <w:rPr>
-                <w:rFonts w:ascii="Segoe UI" w:hAnsi="Segoe UI" w:cs="Segoe UI" w:eastAsia="Segoe UI"/>
-                <w:b/>
-                <w:bCs/>
-                <w:sz w:val="16"/>
-                <w:szCs w:val="16"/>
-              </w:rPr>
-              <w:t xml:space="preserve">Gap and compensating procedure</w:t>
+              <w:t xml:space="preserve">What the system records and enforces</w:t>
             </w:r>
           </w:p>
         </w:tc>
@@ -32898,7 +33156,7 @@
         </w:trPr>
         <w:tc>
           <w:tcPr>
-            <w:tcW w:w="2782" w:type="dxa"/>
+            <w:tcW w:w="3077" w:type="dxa"/>
           </w:tcPr>
           <w:p>
             <w:pPr>
@@ -32916,37 +33174,19 @@
         </w:tc>
         <w:tc>
           <w:tcPr>
-            <w:tcW w:w="2965" w:type="dxa"/>
-          </w:tcPr>
-          <w:p>
-            <w:pPr>
-              <w:spacing w:before="40" w:after="40" w:line="240" w:lineRule="auto"/>
-            </w:pPr>
-            <w:r>
-              <w:rPr>
-                <w:rFonts w:ascii="Segoe UI" w:hAnsi="Segoe UI" w:cs="Segoe UI" w:eastAsia="Segoe UI"/>
-                <w:sz w:val="16"/>
-                <w:szCs w:val="16"/>
-              </w:rPr>
-              <w:t xml:space="preserve">One entry per batch: kit, file name, rows read, rows in error, actor, time</w:t>
-            </w:r>
-          </w:p>
-        </w:tc>
-        <w:tc>
-          <w:tcPr>
-            <w:tcW w:w="3280" w:type="dxa"/>
-          </w:tcPr>
-          <w:p>
-            <w:pPr>
-              <w:spacing w:before="40" w:after="40" w:line="240" w:lineRule="auto"/>
-            </w:pPr>
-            <w:r>
-              <w:rPr>
-                <w:rFonts w:ascii="Segoe UI" w:hAnsi="Segoe UI" w:cs="Segoe UI" w:eastAsia="Segoe UI"/>
-                <w:sz w:val="16"/>
-                <w:szCs w:val="16"/>
-              </w:rPr>
-              <w:t xml:space="preserve">None for the event. The row values are in </w:t>
+            <w:tcW w:w="5950" w:type="dxa"/>
+          </w:tcPr>
+          <w:p>
+            <w:pPr>
+              <w:spacing w:before="40" w:after="40" w:line="240" w:lineRule="auto"/>
+            </w:pPr>
+            <w:r>
+              <w:rPr>
+                <w:rFonts w:ascii="Segoe UI" w:hAnsi="Segoe UI" w:cs="Segoe UI" w:eastAsia="Segoe UI"/>
+                <w:sz w:val="16"/>
+                <w:szCs w:val="16"/>
+              </w:rPr>
+              <w:t xml:space="preserve">Load entry (</w:t>
             </w:r>
             <w:r>
               <w:rPr>
@@ -32956,15 +33196,15 @@
                 <w:szCs w:val="14"/>
                 <w:shd w:val="clear" w:color="auto" w:fill="F3F5F8"/>
               </w:rPr>
-              <w:t xml:space="preserve">data_load_rows</w:t>
-            </w:r>
-            <w:r>
-              <w:rPr>
-                <w:rFonts w:ascii="Segoe UI" w:hAnsi="Segoe UI" w:cs="Segoe UI" w:eastAsia="Segoe UI"/>
-                <w:sz w:val="16"/>
-                <w:szCs w:val="16"/>
-              </w:rPr>
-              <w:t xml:space="preserve"> until housekeeping or a reset removes them; the archived workbook is the lasting record</w:t>
+              <w:t xml:space="preserve">validate</w:t>
+            </w:r>
+            <w:r>
+              <w:rPr>
+                <w:rFonts w:ascii="Segoe UI" w:hAnsi="Segoe UI" w:cs="Segoe UI" w:eastAsia="Segoe UI"/>
+                <w:sz w:val="16"/>
+                <w:szCs w:val="16"/>
+              </w:rPr>
+              <w:t xml:space="preserve">) with the file, its hash and the counts per result; every row with its result and, for a changed record, the fields changed with the values before. A file identical to an earlier load is flagged</w:t>
             </w:r>
           </w:p>
         </w:tc>
@@ -32975,65 +33215,55 @@
         </w:trPr>
         <w:tc>
           <w:tcPr>
-            <w:tcW w:w="2782" w:type="dxa"/>
-          </w:tcPr>
-          <w:p>
-            <w:pPr>
-              <w:spacing w:before="40" w:after="40" w:line="240" w:lineRule="auto"/>
-            </w:pPr>
-            <w:r>
-              <w:rPr>
-                <w:rFonts w:ascii="Segoe UI" w:hAnsi="Segoe UI" w:cs="Segoe UI" w:eastAsia="Segoe UI"/>
-                <w:sz w:val="16"/>
-                <w:szCs w:val="16"/>
-              </w:rPr>
-              <w:t xml:space="preserve">Load of a workbook</w:t>
-            </w:r>
-          </w:p>
-        </w:tc>
-        <w:tc>
-          <w:tcPr>
-            <w:tcW w:w="2965" w:type="dxa"/>
-          </w:tcPr>
-          <w:p>
-            <w:pPr>
-              <w:spacing w:before="40" w:after="40" w:line="240" w:lineRule="auto"/>
-            </w:pPr>
-            <w:r>
-              <w:rPr>
-                <w:rFonts w:ascii="Segoe UI" w:hAnsi="Segoe UI" w:cs="Segoe UI" w:eastAsia="Segoe UI"/>
-                <w:sz w:val="16"/>
-                <w:szCs w:val="16"/>
-              </w:rPr>
-              <w:t xml:space="preserve">One entry per batch: kit, loaded counts per sheet, "valid rows only", usernames of new users</w:t>
-            </w:r>
-          </w:p>
-        </w:tc>
-        <w:tc>
-          <w:tcPr>
-            <w:tcW w:w="3280" w:type="dxa"/>
-          </w:tcPr>
-          <w:p>
-            <w:pPr>
-              <w:spacing w:before="40" w:after="40" w:line="240" w:lineRule="auto"/>
-            </w:pPr>
-            <w:r>
-              <w:rPr>
-                <w:rFonts w:ascii="Segoe UI" w:hAnsi="Segoe UI" w:cs="Segoe UI" w:eastAsia="Segoe UI"/>
-                <w:b/>
-                <w:bCs/>
-                <w:sz w:val="16"/>
-                <w:szCs w:val="16"/>
-              </w:rPr>
-              <w:t xml:space="preserve">No before and after values per record</w:t>
-            </w:r>
-            <w:r>
-              <w:rPr>
-                <w:rFonts w:ascii="Segoe UI" w:hAnsi="Segoe UI" w:cs="Segoe UI" w:eastAsia="Segoe UI"/>
-                <w:sz w:val="16"/>
-                <w:szCs w:val="16"/>
-              </w:rPr>
-              <w:t xml:space="preserve"> (BRD 5.14). A record created or changed by a workbook has no audit entry of its own. Compensation: the archived workbook, the reconciliation report and the witness signature at CO-5</w:t>
+            <w:tcW w:w="3077" w:type="dxa"/>
+          </w:tcPr>
+          <w:p>
+            <w:pPr>
+              <w:spacing w:before="40" w:after="40" w:line="240" w:lineRule="auto"/>
+            </w:pPr>
+            <w:r>
+              <w:rPr>
+                <w:rFonts w:ascii="Segoe UI" w:hAnsi="Segoe UI" w:cs="Segoe UI" w:eastAsia="Segoe UI"/>
+                <w:sz w:val="16"/>
+                <w:szCs w:val="16"/>
+              </w:rPr>
+              <w:t xml:space="preserve">Approval of a load</w:t>
+            </w:r>
+          </w:p>
+        </w:tc>
+        <w:tc>
+          <w:tcPr>
+            <w:tcW w:w="5950" w:type="dxa"/>
+          </w:tcPr>
+          <w:p>
+            <w:pPr>
+              <w:spacing w:before="40" w:after="40" w:line="240" w:lineRule="auto"/>
+            </w:pPr>
+            <w:r>
+              <w:rPr>
+                <w:rFonts w:ascii="Segoe UI" w:hAnsi="Segoe UI" w:cs="Segoe UI" w:eastAsia="Segoe UI"/>
+                <w:sz w:val="16"/>
+                <w:szCs w:val="16"/>
+              </w:rPr>
+              <w:t xml:space="preserve">Submit, approve, reject (reason from the list) and withdraw are audited. The approver must hold </w:t>
+            </w:r>
+            <w:r>
+              <w:rPr>
+                <w:rFonts w:ascii="Consolas" w:hAnsi="Consolas" w:cs="Consolas" w:eastAsia="Consolas"/>
+                <w:color w:val="1F3B57"/>
+                <w:sz w:val="14"/>
+                <w:szCs w:val="14"/>
+                <w:shd w:val="clear" w:color="auto" w:fill="F3F5F8"/>
+              </w:rPr>
+              <w:t xml:space="preserve">approve:data-load</w:t>
+            </w:r>
+            <w:r>
+              <w:rPr>
+                <w:rFonts w:ascii="Segoe UI" w:hAnsi="Segoe UI" w:cs="Segoe UI" w:eastAsia="Segoe UI"/>
+                <w:sz w:val="16"/>
+                <w:szCs w:val="16"/>
+              </w:rPr>
+              <w:t xml:space="preserve"> and is never the uploader, the submitter or a user who resolved one of the load's duplicates (refused by the server). A segregation-of-duties rule flags anyone holding both write and approve. Load approval cannot be switched off in production or pre-production</w:t>
             </w:r>
           </w:p>
         </w:tc>
@@ -33044,19 +33274,37 @@
         </w:trPr>
         <w:tc>
           <w:tcPr>
-            <w:tcW w:w="2782" w:type="dxa"/>
-          </w:tcPr>
-          <w:p>
-            <w:pPr>
-              <w:spacing w:before="40" w:after="40" w:line="240" w:lineRule="auto"/>
-            </w:pPr>
-            <w:r>
-              <w:rPr>
-                <w:rFonts w:ascii="Segoe UI" w:hAnsi="Segoe UI" w:cs="Segoe UI" w:eastAsia="Segoe UI"/>
-                <w:sz w:val="16"/>
-                <w:szCs w:val="16"/>
-              </w:rPr>
-              <w:t xml:space="preserve">Settings changed by the Settings sheet (for example </w:t>
+            <w:tcW w:w="3077" w:type="dxa"/>
+          </w:tcPr>
+          <w:p>
+            <w:pPr>
+              <w:spacing w:before="40" w:after="40" w:line="240" w:lineRule="auto"/>
+            </w:pPr>
+            <w:r>
+              <w:rPr>
+                <w:rFonts w:ascii="Segoe UI" w:hAnsi="Segoe UI" w:cs="Segoe UI" w:eastAsia="Segoe UI"/>
+                <w:sz w:val="16"/>
+                <w:szCs w:val="16"/>
+              </w:rPr>
+              <w:t xml:space="preserve">Load</w:t>
+            </w:r>
+          </w:p>
+        </w:tc>
+        <w:tc>
+          <w:tcPr>
+            <w:tcW w:w="5950" w:type="dxa"/>
+          </w:tcPr>
+          <w:p>
+            <w:pPr>
+              <w:spacing w:before="40" w:after="40" w:line="240" w:lineRule="auto"/>
+            </w:pPr>
+            <w:r>
+              <w:rPr>
+                <w:rFonts w:ascii="Segoe UI" w:hAnsi="Segoe UI" w:cs="Segoe UI" w:eastAsia="Segoe UI"/>
+                <w:sz w:val="16"/>
+                <w:szCs w:val="16"/>
+              </w:rPr>
+              <w:t xml:space="preserve">One </w:t>
             </w:r>
             <w:r>
               <w:rPr>
@@ -33066,51 +33314,15 @@
                 <w:szCs w:val="14"/>
                 <w:shd w:val="clear" w:color="auto" w:fill="F3F5F8"/>
               </w:rPr>
-              <w:t xml:space="preserve">golive.cutover_date</w:t>
-            </w:r>
-            <w:r>
-              <w:rPr>
-                <w:rFonts w:ascii="Segoe UI" w:hAnsi="Segoe UI" w:cs="Segoe UI" w:eastAsia="Segoe UI"/>
-                <w:sz w:val="16"/>
-                <w:szCs w:val="16"/>
-              </w:rPr>
-              <w:t xml:space="preserve">)</w:t>
-            </w:r>
-          </w:p>
-        </w:tc>
-        <w:tc>
-          <w:tcPr>
-            <w:tcW w:w="2965" w:type="dxa"/>
-          </w:tcPr>
-          <w:p>
-            <w:pPr>
-              <w:spacing w:before="40" w:after="40" w:line="240" w:lineRule="auto"/>
-            </w:pPr>
-            <w:r>
-              <w:rPr>
-                <w:rFonts w:ascii="Segoe UI" w:hAnsi="Segoe UI" w:cs="Segoe UI" w:eastAsia="Segoe UI"/>
-                <w:sz w:val="16"/>
-                <w:szCs w:val="16"/>
-              </w:rPr>
-              <w:t xml:space="preserve">Only the load entry (counts)</w:t>
-            </w:r>
-          </w:p>
-        </w:tc>
-        <w:tc>
-          <w:tcPr>
-            <w:tcW w:w="3280" w:type="dxa"/>
-          </w:tcPr>
-          <w:p>
-            <w:pPr>
-              <w:spacing w:before="40" w:after="40" w:line="240" w:lineRule="auto"/>
-            </w:pPr>
-            <w:r>
-              <w:rPr>
-                <w:rFonts w:ascii="Segoe UI" w:hAnsi="Segoe UI" w:cs="Segoe UI" w:eastAsia="Segoe UI"/>
-                <w:sz w:val="16"/>
-                <w:szCs w:val="16"/>
-              </w:rPr>
-              <w:t xml:space="preserve">Set </w:t>
+              <w:t xml:space="preserve">migrate-create</w:t>
+            </w:r>
+            <w:r>
+              <w:rPr>
+                <w:rFonts w:ascii="Segoe UI" w:hAnsi="Segoe UI" w:cs="Segoe UI" w:eastAsia="Segoe UI"/>
+                <w:sz w:val="16"/>
+                <w:szCs w:val="16"/>
+              </w:rPr>
+              <w:t xml:space="preserve"> or </w:t>
             </w:r>
             <w:r>
               <w:rPr>
@@ -33120,15 +33332,15 @@
                 <w:szCs w:val="14"/>
                 <w:shd w:val="clear" w:color="auto" w:fill="F3F5F8"/>
               </w:rPr>
-              <w:t xml:space="preserve">golive.cutover_date</w:t>
-            </w:r>
-            <w:r>
-              <w:rPr>
-                <w:rFonts w:ascii="Segoe UI" w:hAnsi="Segoe UI" w:cs="Segoe UI" w:eastAsia="Segoe UI"/>
-                <w:sz w:val="16"/>
-                <w:szCs w:val="16"/>
-              </w:rPr>
-              <w:t xml:space="preserve"> on Master &gt; Configuration, which records before and after values (section 12, step 7)</w:t>
+              <w:t xml:space="preserve">migrate-update</w:t>
+            </w:r>
+            <w:r>
+              <w:rPr>
+                <w:rFonts w:ascii="Segoe UI" w:hAnsi="Segoe UI" w:cs="Segoe UI" w:eastAsia="Segoe UI"/>
+                <w:sz w:val="16"/>
+                <w:szCs w:val="16"/>
+              </w:rPr>
+              <w:t xml:space="preserve"> entry per record with the values before and after, the load and its number, in the load transaction; the record's activity log starts with "Migrated from &lt;legacy system&gt;, load MIG-000012". A load that fails saves nothing and writes no record entry</w:t>
             </w:r>
           </w:p>
         </w:tc>
@@ -33139,12 +33351,38 @@
         </w:trPr>
         <w:tc>
           <w:tcPr>
-            <w:tcW w:w="2782" w:type="dxa"/>
-          </w:tcPr>
-          <w:p>
-            <w:pPr>
-              <w:spacing w:before="40" w:after="40" w:line="240" w:lineRule="auto"/>
-            </w:pPr>
+            <w:tcW w:w="3077" w:type="dxa"/>
+          </w:tcPr>
+          <w:p>
+            <w:pPr>
+              <w:spacing w:before="40" w:after="40" w:line="240" w:lineRule="auto"/>
+            </w:pPr>
+            <w:r>
+              <w:rPr>
+                <w:rFonts w:ascii="Segoe UI" w:hAnsi="Segoe UI" w:cs="Segoe UI" w:eastAsia="Segoe UI"/>
+                <w:sz w:val="16"/>
+                <w:szCs w:val="16"/>
+              </w:rPr>
+              <w:t xml:space="preserve">Undo of a load (before the lock only)</w:t>
+            </w:r>
+          </w:p>
+        </w:tc>
+        <w:tc>
+          <w:tcPr>
+            <w:tcW w:w="5950" w:type="dxa"/>
+          </w:tcPr>
+          <w:p>
+            <w:pPr>
+              <w:spacing w:before="40" w:after="40" w:line="240" w:lineRule="auto"/>
+            </w:pPr>
+            <w:r>
+              <w:rPr>
+                <w:rFonts w:ascii="Segoe UI" w:hAnsi="Segoe UI" w:cs="Segoe UI" w:eastAsia="Segoe UI"/>
+                <w:sz w:val="16"/>
+                <w:szCs w:val="16"/>
+              </w:rPr>
+              <w:t xml:space="preserve">Requested with a reason and approved by a second person; refused while a later record depends on the load. </w:t>
+            </w:r>
             <w:r>
               <w:rPr>
                 <w:rFonts w:ascii="Consolas" w:hAnsi="Consolas" w:cs="Consolas" w:eastAsia="Consolas"/>
@@ -33153,33 +33391,38 @@
                 <w:szCs w:val="14"/>
                 <w:shd w:val="clear" w:color="auto" w:fill="F3F5F8"/>
               </w:rPr>
-              <w:t xml:space="preserve">golive.locked</w:t>
-            </w:r>
-            <w:r>
-              <w:rPr>
-                <w:rFonts w:ascii="Segoe UI" w:hAnsi="Segoe UI" w:cs="Segoe UI" w:eastAsia="Segoe UI"/>
-                <w:sz w:val="16"/>
-                <w:szCs w:val="16"/>
-              </w:rPr>
-              <w:t xml:space="preserve"> switched on or off</w:t>
-            </w:r>
-          </w:p>
-        </w:tc>
-        <w:tc>
-          <w:tcPr>
-            <w:tcW w:w="2965" w:type="dxa"/>
-          </w:tcPr>
-          <w:p>
-            <w:pPr>
-              <w:spacing w:before="40" w:after="40" w:line="240" w:lineRule="auto"/>
-            </w:pPr>
-            <w:r>
-              <w:rPr>
-                <w:rFonts w:ascii="Segoe UI" w:hAnsi="Segoe UI" w:cs="Segoe UI" w:eastAsia="Segoe UI"/>
-                <w:sz w:val="16"/>
-                <w:szCs w:val="16"/>
-              </w:rPr>
-              <w:t xml:space="preserve">Settings </w:t>
+              <w:t xml:space="preserve">migrate-undo</w:t>
+            </w:r>
+            <w:r>
+              <w:rPr>
+                <w:rFonts w:ascii="Segoe UI" w:hAnsi="Segoe UI" w:cs="Segoe UI" w:eastAsia="Segoe UI"/>
+                <w:sz w:val="16"/>
+                <w:szCs w:val="16"/>
+              </w:rPr>
+              <w:t xml:space="preserve"> entry per record</w:t>
+            </w:r>
+          </w:p>
+        </w:tc>
+      </w:tr>
+      <w:tr>
+        <w:trPr>
+          <w:cantSplit/>
+        </w:trPr>
+        <w:tc>
+          <w:tcPr>
+            <w:tcW w:w="3077" w:type="dxa"/>
+          </w:tcPr>
+          <w:p>
+            <w:pPr>
+              <w:spacing w:before="40" w:after="40" w:line="240" w:lineRule="auto"/>
+            </w:pPr>
+            <w:r>
+              <w:rPr>
+                <w:rFonts w:ascii="Segoe UI" w:hAnsi="Segoe UI" w:cs="Segoe UI" w:eastAsia="Segoe UI"/>
+                <w:sz w:val="16"/>
+                <w:szCs w:val="16"/>
+              </w:rPr>
+              <w:t xml:space="preserve">Settings owned by the workspace (</w:t>
             </w:r>
             <w:r>
               <w:rPr>
@@ -33189,43 +33432,87 @@
                 <w:szCs w:val="14"/>
                 <w:shd w:val="clear" w:color="auto" w:fill="F3F5F8"/>
               </w:rPr>
-              <w:t xml:space="preserve">update</w:t>
-            </w:r>
-            <w:r>
-              <w:rPr>
-                <w:rFonts w:ascii="Segoe UI" w:hAnsi="Segoe UI" w:cs="Segoe UI" w:eastAsia="Segoe UI"/>
-                <w:sz w:val="16"/>
-                <w:szCs w:val="16"/>
-              </w:rPr>
-              <w:t xml:space="preserve"> entry with before and after values and the actor</w:t>
-            </w:r>
-          </w:p>
-        </w:tc>
-        <w:tc>
-          <w:tcPr>
-            <w:tcW w:w="3280" w:type="dxa"/>
-          </w:tcPr>
-          <w:p>
-            <w:pPr>
-              <w:spacing w:before="40" w:after="40" w:line="240" w:lineRule="auto"/>
-            </w:pPr>
-            <w:r>
-              <w:rPr>
-                <w:rFonts w:ascii="Segoe UI" w:hAnsi="Segoe UI" w:cs="Segoe UI" w:eastAsia="Segoe UI"/>
-                <w:b/>
-                <w:bCs/>
-                <w:sz w:val="16"/>
-                <w:szCs w:val="16"/>
-              </w:rPr>
-              <w:t xml:space="preserve">No second-person approval</w:t>
-            </w:r>
-            <w:r>
-              <w:rPr>
-                <w:rFonts w:ascii="Segoe UI" w:hAnsi="Segoe UI" w:cs="Segoe UI" w:eastAsia="Segoe UI"/>
-                <w:sz w:val="16"/>
-                <w:szCs w:val="16"/>
-              </w:rPr>
-              <w:t xml:space="preserve">: one System Administrator can switch the lock off and run the reset. Compensation: second person present (section 14); the hypercare and monthly audit reviews check that the lock stayed on (section 18)</w:t>
+              <w:t xml:space="preserve">golive.*</w:t>
+            </w:r>
+            <w:r>
+              <w:rPr>
+                <w:rFonts w:ascii="Segoe UI" w:hAnsi="Segoe UI" w:cs="Segoe UI" w:eastAsia="Segoe UI"/>
+                <w:sz w:val="16"/>
+                <w:szCs w:val="16"/>
+              </w:rPr>
+              <w:t xml:space="preserve">, </w:t>
+            </w:r>
+            <w:r>
+              <w:rPr>
+                <w:rFonts w:ascii="Consolas" w:hAnsi="Consolas" w:cs="Consolas" w:eastAsia="Consolas"/>
+                <w:color w:val="1F3B57"/>
+                <w:sz w:val="14"/>
+                <w:szCs w:val="14"/>
+                <w:shd w:val="clear" w:color="auto" w:fill="F3F5F8"/>
+              </w:rPr>
+              <w:t xml:space="preserve">migration.*</w:t>
+            </w:r>
+            <w:r>
+              <w:rPr>
+                <w:rFonts w:ascii="Segoe UI" w:hAnsi="Segoe UI" w:cs="Segoe UI" w:eastAsia="Segoe UI"/>
+                <w:sz w:val="16"/>
+                <w:szCs w:val="16"/>
+              </w:rPr>
+              <w:t xml:space="preserve">)</w:t>
+            </w:r>
+          </w:p>
+        </w:tc>
+        <w:tc>
+          <w:tcPr>
+            <w:tcW w:w="5950" w:type="dxa"/>
+          </w:tcPr>
+          <w:p>
+            <w:pPr>
+              <w:spacing w:before="40" w:after="40" w:line="240" w:lineRule="auto"/>
+            </w:pPr>
+            <w:r>
+              <w:rPr>
+                <w:rFonts w:ascii="Segoe UI" w:hAnsi="Segoe UI" w:cs="Segoe UI" w:eastAsia="Segoe UI"/>
+                <w:sz w:val="16"/>
+                <w:szCs w:val="16"/>
+              </w:rPr>
+              <w:t xml:space="preserve">Changed only on the Go-Live tab (cutover date: </w:t>
+            </w:r>
+            <w:r>
+              <w:rPr>
+                <w:rFonts w:ascii="Consolas" w:hAnsi="Consolas" w:cs="Consolas" w:eastAsia="Consolas"/>
+                <w:color w:val="1F3B57"/>
+                <w:sz w:val="14"/>
+                <w:szCs w:val="14"/>
+                <w:shd w:val="clear" w:color="auto" w:fill="F3F5F8"/>
+              </w:rPr>
+              <w:t xml:space="preserve">write:data-load</w:t>
+            </w:r>
+            <w:r>
+              <w:rPr>
+                <w:rFonts w:ascii="Segoe UI" w:hAnsi="Segoe UI" w:cs="Segoe UI" w:eastAsia="Segoe UI"/>
+                <w:sz w:val="16"/>
+                <w:szCs w:val="16"/>
+              </w:rPr>
+              <w:t xml:space="preserve">; settings: </w:t>
+            </w:r>
+            <w:r>
+              <w:rPr>
+                <w:rFonts w:ascii="Consolas" w:hAnsi="Consolas" w:cs="Consolas" w:eastAsia="Consolas"/>
+                <w:color w:val="1F3B57"/>
+                <w:sz w:val="14"/>
+                <w:szCs w:val="14"/>
+                <w:shd w:val="clear" w:color="auto" w:fill="F3F5F8"/>
+              </w:rPr>
+              <w:t xml:space="preserve">approve:data-load</w:t>
+            </w:r>
+            <w:r>
+              <w:rPr>
+                <w:rFonts w:ascii="Segoe UI" w:hAnsi="Segoe UI" w:cs="Segoe UI" w:eastAsia="Segoe UI"/>
+                <w:sz w:val="16"/>
+                <w:szCs w:val="16"/>
+              </w:rPr>
+              <w:t xml:space="preserve">), with before and after values; never by the Settings sheet or Master &gt; Configuration</w:t>
             </w:r>
           </w:p>
         </w:tc>
@@ -33236,65 +33523,127 @@
         </w:trPr>
         <w:tc>
           <w:tcPr>
-            <w:tcW w:w="2782" w:type="dxa"/>
-          </w:tcPr>
-          <w:p>
-            <w:pPr>
-              <w:spacing w:before="40" w:after="40" w:line="240" w:lineRule="auto"/>
-            </w:pPr>
-            <w:r>
-              <w:rPr>
-                <w:rFonts w:ascii="Segoe UI" w:hAnsi="Segoe UI" w:cs="Segoe UI" w:eastAsia="Segoe UI"/>
-                <w:sz w:val="16"/>
-                <w:szCs w:val="16"/>
-              </w:rPr>
-              <w:t xml:space="preserve">Production load</w:t>
-            </w:r>
-          </w:p>
-        </w:tc>
-        <w:tc>
-          <w:tcPr>
-            <w:tcW w:w="2965" w:type="dxa"/>
-          </w:tcPr>
-          <w:p>
-            <w:pPr>
-              <w:spacing w:before="40" w:after="40" w:line="240" w:lineRule="auto"/>
-            </w:pPr>
-            <w:r>
-              <w:rPr>
-                <w:rFonts w:ascii="Segoe UI" w:hAnsi="Segoe UI" w:cs="Segoe UI" w:eastAsia="Segoe UI"/>
-                <w:sz w:val="16"/>
-                <w:szCs w:val="16"/>
-              </w:rPr>
-              <w:t xml:space="preserve">Load entry, actor</w:t>
-            </w:r>
-          </w:p>
-        </w:tc>
-        <w:tc>
-          <w:tcPr>
-            <w:tcW w:w="3280" w:type="dxa"/>
-          </w:tcPr>
-          <w:p>
-            <w:pPr>
-              <w:spacing w:before="40" w:after="40" w:line="240" w:lineRule="auto"/>
-            </w:pPr>
-            <w:r>
-              <w:rPr>
-                <w:rFonts w:ascii="Segoe UI" w:hAnsi="Segoe UI" w:cs="Segoe UI" w:eastAsia="Segoe UI"/>
-                <w:b/>
-                <w:bCs/>
-                <w:sz w:val="16"/>
-                <w:szCs w:val="16"/>
-              </w:rPr>
-              <w:t xml:space="preserve">No maker-checker on a migration load.</w:t>
-            </w:r>
-            <w:r>
-              <w:rPr>
-                <w:rFonts w:ascii="Segoe UI" w:hAnsi="Segoe UI" w:cs="Segoe UI" w:eastAsia="Segoe UI"/>
-                <w:sz w:val="16"/>
-                <w:szCs w:val="16"/>
-              </w:rPr>
-              <w:t xml:space="preserve"> Compensation: witness at CO-5; reconciliation signed by others than the loader</w:t>
+            <w:tcW w:w="3077" w:type="dxa"/>
+          </w:tcPr>
+          <w:p>
+            <w:pPr>
+              <w:spacing w:before="40" w:after="40" w:line="240" w:lineRule="auto"/>
+            </w:pPr>
+            <w:r>
+              <w:rPr>
+                <w:rFonts w:ascii="Segoe UI" w:hAnsi="Segoe UI" w:cs="Segoe UI" w:eastAsia="Segoe UI"/>
+                <w:sz w:val="16"/>
+                <w:szCs w:val="16"/>
+              </w:rPr>
+              <w:t xml:space="preserve">Go-live lock and unlock</w:t>
+            </w:r>
+          </w:p>
+        </w:tc>
+        <w:tc>
+          <w:tcPr>
+            <w:tcW w:w="5950" w:type="dxa"/>
+          </w:tcPr>
+          <w:p>
+            <w:pPr>
+              <w:spacing w:before="40" w:after="40" w:line="240" w:lineRule="auto"/>
+            </w:pPr>
+            <w:r>
+              <w:rPr>
+                <w:rFonts w:ascii="Segoe UI" w:hAnsi="Segoe UI" w:cs="Segoe UI" w:eastAsia="Segoe UI"/>
+                <w:sz w:val="16"/>
+                <w:szCs w:val="16"/>
+              </w:rPr>
+              <w:t xml:space="preserve">Requested by one user and approved by another (</w:t>
+            </w:r>
+            <w:r>
+              <w:rPr>
+                <w:rFonts w:ascii="Consolas" w:hAnsi="Consolas" w:cs="Consolas" w:eastAsia="Consolas"/>
+                <w:color w:val="1F3B57"/>
+                <w:sz w:val="14"/>
+                <w:szCs w:val="14"/>
+                <w:shd w:val="clear" w:color="auto" w:fill="F3F5F8"/>
+              </w:rPr>
+              <w:t xml:space="preserve">go_live_lock</w:t>
+            </w:r>
+            <w:r>
+              <w:rPr>
+                <w:rFonts w:ascii="Segoe UI" w:hAnsi="Segoe UI" w:cs="Segoe UI" w:eastAsia="Segoe UI"/>
+                <w:sz w:val="16"/>
+                <w:szCs w:val="16"/>
+              </w:rPr>
+              <w:t xml:space="preserve"> </w:t>
+            </w:r>
+            <w:r>
+              <w:rPr>
+                <w:rFonts w:ascii="Consolas" w:hAnsi="Consolas" w:cs="Consolas" w:eastAsia="Consolas"/>
+                <w:color w:val="1F3B57"/>
+                <w:sz w:val="14"/>
+                <w:szCs w:val="14"/>
+                <w:shd w:val="clear" w:color="auto" w:fill="F3F5F8"/>
+              </w:rPr>
+              <w:t xml:space="preserve">request</w:t>
+            </w:r>
+            <w:r>
+              <w:rPr>
+                <w:rFonts w:ascii="Segoe UI" w:hAnsi="Segoe UI" w:cs="Segoe UI" w:eastAsia="Segoe UI"/>
+                <w:sz w:val="16"/>
+                <w:szCs w:val="16"/>
+              </w:rPr>
+              <w:t xml:space="preserve">, </w:t>
+            </w:r>
+            <w:r>
+              <w:rPr>
+                <w:rFonts w:ascii="Consolas" w:hAnsi="Consolas" w:cs="Consolas" w:eastAsia="Consolas"/>
+                <w:color w:val="1F3B57"/>
+                <w:sz w:val="14"/>
+                <w:szCs w:val="14"/>
+                <w:shd w:val="clear" w:color="auto" w:fill="F3F5F8"/>
+              </w:rPr>
+              <w:t xml:space="preserve">approve</w:t>
+            </w:r>
+            <w:r>
+              <w:rPr>
+                <w:rFonts w:ascii="Segoe UI" w:hAnsi="Segoe UI" w:cs="Segoe UI" w:eastAsia="Segoe UI"/>
+                <w:sz w:val="16"/>
+                <w:szCs w:val="16"/>
+              </w:rPr>
+              <w:t xml:space="preserve">, </w:t>
+            </w:r>
+            <w:r>
+              <w:rPr>
+                <w:rFonts w:ascii="Consolas" w:hAnsi="Consolas" w:cs="Consolas" w:eastAsia="Consolas"/>
+                <w:color w:val="1F3B57"/>
+                <w:sz w:val="14"/>
+                <w:szCs w:val="14"/>
+                <w:shd w:val="clear" w:color="auto" w:fill="F3F5F8"/>
+              </w:rPr>
+              <w:t xml:space="preserve">reject</w:t>
+            </w:r>
+            <w:r>
+              <w:rPr>
+                <w:rFonts w:ascii="Segoe UI" w:hAnsi="Segoe UI" w:cs="Segoe UI" w:eastAsia="Segoe UI"/>
+                <w:sz w:val="16"/>
+                <w:szCs w:val="16"/>
+              </w:rPr>
+              <w:t xml:space="preserve">); the lock needs a Go decision, a signed reconciliation and no load waiting. An unlock names the imports it reopens and relocks itself after its hours (</w:t>
+            </w:r>
+            <w:r>
+              <w:rPr>
+                <w:rFonts w:ascii="Consolas" w:hAnsi="Consolas" w:cs="Consolas" w:eastAsia="Consolas"/>
+                <w:color w:val="1F3B57"/>
+                <w:sz w:val="14"/>
+                <w:szCs w:val="14"/>
+                <w:shd w:val="clear" w:color="auto" w:fill="F3F5F8"/>
+              </w:rPr>
+              <w:t xml:space="preserve">relock</w:t>
+            </w:r>
+            <w:r>
+              <w:rPr>
+                <w:rFonts w:ascii="Segoe UI" w:hAnsi="Segoe UI" w:cs="Segoe UI" w:eastAsia="Segoe UI"/>
+                <w:sz w:val="16"/>
+                <w:szCs w:val="16"/>
+              </w:rPr>
+              <w:t xml:space="preserve">)</w:t>
             </w:r>
           </w:p>
         </w:tc>
@@ -33305,55 +33654,73 @@
         </w:trPr>
         <w:tc>
           <w:tcPr>
-            <w:tcW w:w="2782" w:type="dxa"/>
-          </w:tcPr>
-          <w:p>
-            <w:pPr>
-              <w:spacing w:before="40" w:after="40" w:line="240" w:lineRule="auto"/>
-            </w:pPr>
-            <w:r>
-              <w:rPr>
-                <w:rFonts w:ascii="Segoe UI" w:hAnsi="Segoe UI" w:cs="Segoe UI" w:eastAsia="Segoe UI"/>
-                <w:sz w:val="16"/>
-                <w:szCs w:val="16"/>
-              </w:rPr>
-              <w:t xml:space="preserve">Single-object go-live imports after go-live</w:t>
-            </w:r>
-          </w:p>
-        </w:tc>
-        <w:tc>
-          <w:tcPr>
-            <w:tcW w:w="2965" w:type="dxa"/>
-          </w:tcPr>
-          <w:p>
-            <w:pPr>
-              <w:spacing w:before="40" w:after="40" w:line="240" w:lineRule="auto"/>
-            </w:pPr>
-            <w:r>
-              <w:rPr>
-                <w:rFonts w:ascii="Segoe UI" w:hAnsi="Segoe UI" w:cs="Segoe UI" w:eastAsia="Segoe UI"/>
-                <w:sz w:val="16"/>
-                <w:szCs w:val="16"/>
-              </w:rPr>
-              <w:t xml:space="preserve">One entry per policy, or one per opening-balance import</w:t>
-            </w:r>
-          </w:p>
-        </w:tc>
-        <w:tc>
-          <w:tcPr>
-            <w:tcW w:w="3280" w:type="dxa"/>
-          </w:tcPr>
-          <w:p>
-            <w:pPr>
-              <w:spacing w:before="40" w:after="40" w:line="240" w:lineRule="auto"/>
-            </w:pPr>
-            <w:r>
-              <w:rPr>
-                <w:rFonts w:ascii="Segoe UI" w:hAnsi="Segoe UI" w:cs="Segoe UI" w:eastAsia="Segoe UI"/>
-                <w:sz w:val="16"/>
-                <w:szCs w:val="16"/>
-              </w:rPr>
-              <w:t xml:space="preserve">Not blocked by the go-live lock (section 5.4). Compensation: written agreement of the Finance Head; weekly review</w:t>
+            <w:tcW w:w="3077" w:type="dxa"/>
+          </w:tcPr>
+          <w:p>
+            <w:pPr>
+              <w:spacing w:before="40" w:after="40" w:line="240" w:lineRule="auto"/>
+            </w:pPr>
+            <w:r>
+              <w:rPr>
+                <w:rFonts w:ascii="Segoe UI" w:hAnsi="Segoe UI" w:cs="Segoe UI" w:eastAsia="Segoe UI"/>
+                <w:sz w:val="16"/>
+                <w:szCs w:val="16"/>
+              </w:rPr>
+              <w:t xml:space="preserve">Imports of legacy business</w:t>
+            </w:r>
+          </w:p>
+        </w:tc>
+        <w:tc>
+          <w:tcPr>
+            <w:tcW w:w="5950" w:type="dxa"/>
+          </w:tcPr>
+          <w:p>
+            <w:pPr>
+              <w:spacing w:before="40" w:after="40" w:line="240" w:lineRule="auto"/>
+            </w:pPr>
+            <w:r>
+              <w:rPr>
+                <w:rFonts w:ascii="Segoe UI" w:hAnsi="Segoe UI" w:cs="Segoe UI" w:eastAsia="Segoe UI"/>
+                <w:sz w:val="16"/>
+                <w:szCs w:val="16"/>
+              </w:rPr>
+              <w:t xml:space="preserve">Every migration import is under the lock and needs </w:t>
+            </w:r>
+            <w:r>
+              <w:rPr>
+                <w:rFonts w:ascii="Consolas" w:hAnsi="Consolas" w:cs="Consolas" w:eastAsia="Consolas"/>
+                <w:color w:val="1F3B57"/>
+                <w:sz w:val="14"/>
+                <w:szCs w:val="14"/>
+                <w:shd w:val="clear" w:color="auto" w:fill="F3F5F8"/>
+              </w:rPr>
+              <w:t xml:space="preserve">write:data-load</w:t>
+            </w:r>
+            <w:r>
+              <w:rPr>
+                <w:rFonts w:ascii="Segoe UI" w:hAnsi="Segoe UI" w:cs="Segoe UI" w:eastAsia="Segoe UI"/>
+                <w:sz w:val="16"/>
+                <w:szCs w:val="16"/>
+              </w:rPr>
+              <w:t xml:space="preserve">: the migration workbook, the policies go-live upload, the open items import, the opening balances import, legacy-dated rows of the ordinary policy bulk upload, the transaction reset and undo. A refused attempt is audited (</w:t>
+            </w:r>
+            <w:r>
+              <w:rPr>
+                <w:rFonts w:ascii="Consolas" w:hAnsi="Consolas" w:cs="Consolas" w:eastAsia="Consolas"/>
+                <w:color w:val="1F3B57"/>
+                <w:sz w:val="14"/>
+                <w:szCs w:val="14"/>
+                <w:shd w:val="clear" w:color="auto" w:fill="F3F5F8"/>
+              </w:rPr>
+              <w:t xml:space="preserve">refused-locked</w:t>
+            </w:r>
+            <w:r>
+              <w:rPr>
+                <w:rFonts w:ascii="Segoe UI" w:hAnsi="Segoe UI" w:cs="Segoe UI" w:eastAsia="Segoe UI"/>
+                <w:sz w:val="16"/>
+                <w:szCs w:val="16"/>
+              </w:rPr>
+              <w:t xml:space="preserve">)</w:t>
             </w:r>
           </w:p>
         </w:tc>
@@ -33364,55 +33731,178 @@
         </w:trPr>
         <w:tc>
           <w:tcPr>
-            <w:tcW w:w="2782" w:type="dxa"/>
-          </w:tcPr>
-          <w:p>
-            <w:pPr>
-              <w:spacing w:before="40" w:after="40" w:line="240" w:lineRule="auto"/>
-            </w:pPr>
-            <w:r>
-              <w:rPr>
-                <w:rFonts w:ascii="Segoe UI" w:hAnsi="Segoe UI" w:cs="Segoe UI" w:eastAsia="Segoe UI"/>
-                <w:sz w:val="16"/>
-                <w:szCs w:val="16"/>
-              </w:rPr>
-              <w:t xml:space="preserve">Corrections to migrated records after go-live</w:t>
-            </w:r>
-          </w:p>
-        </w:tc>
-        <w:tc>
-          <w:tcPr>
-            <w:tcW w:w="2965" w:type="dxa"/>
-          </w:tcPr>
-          <w:p>
-            <w:pPr>
-              <w:spacing w:before="40" w:after="40" w:line="240" w:lineRule="auto"/>
-            </w:pPr>
-            <w:r>
-              <w:rPr>
-                <w:rFonts w:ascii="Segoe UI" w:hAnsi="Segoe UI" w:cs="Segoe UI" w:eastAsia="Segoe UI"/>
-                <w:sz w:val="16"/>
-                <w:szCs w:val="16"/>
-              </w:rPr>
-              <w:t xml:space="preserve">Normal audit of each screen, with before and after values</w:t>
-            </w:r>
-          </w:p>
-        </w:tc>
-        <w:tc>
-          <w:tcPr>
-            <w:tcW w:w="3280" w:type="dxa"/>
-          </w:tcPr>
-          <w:p>
-            <w:pPr>
-              <w:spacing w:before="40" w:after="40" w:line="240" w:lineRule="auto"/>
-            </w:pPr>
-            <w:r>
-              <w:rPr>
-                <w:rFonts w:ascii="Segoe UI" w:hAnsi="Segoe UI" w:cs="Segoe UI" w:eastAsia="Segoe UI"/>
-                <w:sz w:val="16"/>
-                <w:szCs w:val="16"/>
-              </w:rPr>
-              <w:t xml:space="preserve">None</w:t>
+            <w:tcW w:w="3077" w:type="dxa"/>
+          </w:tcPr>
+          <w:p>
+            <w:pPr>
+              <w:spacing w:before="40" w:after="40" w:line="240" w:lineRule="auto"/>
+            </w:pPr>
+            <w:r>
+              <w:rPr>
+                <w:rFonts w:ascii="Segoe UI" w:hAnsi="Segoe UI" w:cs="Segoe UI" w:eastAsia="Segoe UI"/>
+                <w:sz w:val="16"/>
+                <w:szCs w:val="16"/>
+              </w:rPr>
+              <w:t xml:space="preserve">Reconciliation</w:t>
+            </w:r>
+          </w:p>
+        </w:tc>
+        <w:tc>
+          <w:tcPr>
+            <w:tcW w:w="5950" w:type="dxa"/>
+          </w:tcPr>
+          <w:p>
+            <w:pPr>
+              <w:spacing w:before="40" w:after="40" w:line="240" w:lineRule="auto"/>
+            </w:pPr>
+            <w:r>
+              <w:rPr>
+                <w:rFonts w:ascii="Segoe UI" w:hAnsi="Segoe UI" w:cs="Segoe UI" w:eastAsia="Segoe UI"/>
+                <w:sz w:val="16"/>
+                <w:szCs w:val="16"/>
+              </w:rPr>
+              <w:t xml:space="preserve">Legacy figures, tolerances, explanations, acceptance and signatures audited; acceptance and signing refused to anyone who uploaded, submitted or approved one of its loads; the first signature freezes it</w:t>
+            </w:r>
+          </w:p>
+        </w:tc>
+      </w:tr>
+      <w:tr>
+        <w:trPr>
+          <w:cantSplit/>
+        </w:trPr>
+        <w:tc>
+          <w:tcPr>
+            <w:tcW w:w="3077" w:type="dxa"/>
+          </w:tcPr>
+          <w:p>
+            <w:pPr>
+              <w:spacing w:before="40" w:after="40" w:line="240" w:lineRule="auto"/>
+            </w:pPr>
+            <w:r>
+              <w:rPr>
+                <w:rFonts w:ascii="Segoe UI" w:hAnsi="Segoe UI" w:cs="Segoe UI" w:eastAsia="Segoe UI"/>
+                <w:sz w:val="16"/>
+                <w:szCs w:val="16"/>
+              </w:rPr>
+              <w:t xml:space="preserve">Go / No-Go</w:t>
+            </w:r>
+          </w:p>
+        </w:tc>
+        <w:tc>
+          <w:tcPr>
+            <w:tcW w:w="5950" w:type="dxa"/>
+          </w:tcPr>
+          <w:p>
+            <w:pPr>
+              <w:spacing w:before="40" w:after="40" w:line="240" w:lineRule="auto"/>
+            </w:pPr>
+            <w:r>
+              <w:rPr>
+                <w:rFonts w:ascii="Segoe UI" w:hAnsi="Segoe UI" w:cs="Segoe UI" w:eastAsia="Segoe UI"/>
+                <w:sz w:val="16"/>
+                <w:szCs w:val="16"/>
+              </w:rPr>
+              <w:t xml:space="preserve">Criteria results, waivers (refused on G2 to G5), votes of the named approvers with remarks</w:t>
+            </w:r>
+          </w:p>
+        </w:tc>
+      </w:tr>
+      <w:tr>
+        <w:trPr>
+          <w:cantSplit/>
+        </w:trPr>
+        <w:tc>
+          <w:tcPr>
+            <w:tcW w:w="3077" w:type="dxa"/>
+          </w:tcPr>
+          <w:p>
+            <w:pPr>
+              <w:spacing w:before="40" w:after="40" w:line="240" w:lineRule="auto"/>
+            </w:pPr>
+            <w:r>
+              <w:rPr>
+                <w:rFonts w:ascii="Segoe UI" w:hAnsi="Segoe UI" w:cs="Segoe UI" w:eastAsia="Segoe UI"/>
+                <w:sz w:val="16"/>
+                <w:szCs w:val="16"/>
+              </w:rPr>
+              <w:t xml:space="preserve">Business after go-live on migrated records</w:t>
+            </w:r>
+          </w:p>
+        </w:tc>
+        <w:tc>
+          <w:tcPr>
+            <w:tcW w:w="5950" w:type="dxa"/>
+          </w:tcPr>
+          <w:p>
+            <w:pPr>
+              <w:spacing w:before="40" w:after="40" w:line="240" w:lineRule="auto"/>
+            </w:pPr>
+            <w:r>
+              <w:rPr>
+                <w:rFonts w:ascii="Segoe UI" w:hAnsi="Segoe UI" w:cs="Segoe UI" w:eastAsia="Segoe UI"/>
+                <w:sz w:val="16"/>
+                <w:szCs w:val="16"/>
+              </w:rPr>
+              <w:t xml:space="preserve">Endorsements, claims, receipts and renewals on a migrated policy are issued business, flagged with the policy's origin and legacy number on screen. Edits to migrated records are audited like any record; their origin, legacy number and load cannot be changed</w:t>
+            </w:r>
+          </w:p>
+        </w:tc>
+      </w:tr>
+      <w:tr>
+        <w:trPr>
+          <w:cantSplit/>
+        </w:trPr>
+        <w:tc>
+          <w:tcPr>
+            <w:tcW w:w="3077" w:type="dxa"/>
+          </w:tcPr>
+          <w:p>
+            <w:pPr>
+              <w:spacing w:before="40" w:after="40" w:line="240" w:lineRule="auto"/>
+            </w:pPr>
+            <w:r>
+              <w:rPr>
+                <w:rFonts w:ascii="Segoe UI" w:hAnsi="Segoe UI" w:cs="Segoe UI" w:eastAsia="Segoe UI"/>
+                <w:sz w:val="16"/>
+                <w:szCs w:val="16"/>
+              </w:rPr>
+              <w:t xml:space="preserve">Downloads of migration data</w:t>
+            </w:r>
+          </w:p>
+        </w:tc>
+        <w:tc>
+          <w:tcPr>
+            <w:tcW w:w="5950" w:type="dxa"/>
+          </w:tcPr>
+          <w:p>
+            <w:pPr>
+              <w:spacing w:before="40" w:after="40" w:line="240" w:lineRule="auto"/>
+            </w:pPr>
+            <w:r>
+              <w:rPr>
+                <w:rFonts w:ascii="Segoe UI" w:hAnsi="Segoe UI" w:cs="Segoe UI" w:eastAsia="Segoe UI"/>
+                <w:sz w:val="16"/>
+                <w:szCs w:val="16"/>
+              </w:rPr>
+              <w:t xml:space="preserve">Personal data masked for users without </w:t>
+            </w:r>
+            <w:r>
+              <w:rPr>
+                <w:rFonts w:ascii="Consolas" w:hAnsi="Consolas" w:cs="Consolas" w:eastAsia="Consolas"/>
+                <w:color w:val="1F3B57"/>
+                <w:sz w:val="14"/>
+                <w:szCs w:val="14"/>
+                <w:shd w:val="clear" w:color="auto" w:fill="F3F5F8"/>
+              </w:rPr>
+              <w:t xml:space="preserve">view:pii</w:t>
+            </w:r>
+            <w:r>
+              <w:rPr>
+                <w:rFonts w:ascii="Segoe UI" w:hAnsi="Segoe UI" w:cs="Segoe UI" w:eastAsia="Segoe UI"/>
+                <w:sz w:val="16"/>
+                <w:szCs w:val="16"/>
+              </w:rPr>
+              <w:t xml:space="preserve">; downloads of current data, uploaded files and evidence packs audited</w:t>
             </w:r>
           </w:p>
         </w:tc>
@@ -33434,21 +33924,91 @@
         <w:rPr>
           <w:rFonts w:ascii="Segoe UI" w:hAnsi="Segoe UI" w:cs="Segoe UI" w:eastAsia="Segoe UI"/>
         </w:rPr>
-        <w:t xml:space="preserve">Building second-person approval of migration loads and of the go-live lock, and blocking the single-object go-live imports under the lock, are </w:t>
+        <w:t xml:space="preserve">How migrated and issued business are told apart on the screens (chip </w:t>
       </w:r>
       <w:r>
         <w:rPr>
           <w:rFonts w:ascii="Segoe UI" w:hAnsi="Segoe UI" w:cs="Segoe UI" w:eastAsia="Segoe UI"/>
-          <w:b/>
-          <w:bCs/>
-        </w:rPr>
-        <w:t xml:space="preserve">Not built</w:t>
+          <w:i/>
+          <w:iCs/>
+        </w:rPr>
+        <w:t xml:space="preserve">Migrated</w:t>
       </w:r>
       <w:r>
         <w:rPr>
           <w:rFonts w:ascii="Segoe UI" w:hAnsi="Segoe UI" w:cs="Segoe UI" w:eastAsia="Segoe UI"/>
         </w:rPr>
-        <w:t xml:space="preserve"> and have no work package (Q17). Per-record audit entries are part of the master-data engine of work package MU-A for masters only (M-01); nothing comparable is planned for the migration kit.</w:t>
+        <w:t xml:space="preserve"> with the legacy number and the load, </w:t>
+      </w:r>
+      <w:r>
+        <w:rPr>
+          <w:rFonts w:ascii="Segoe UI" w:hAnsi="Segoe UI" w:cs="Segoe UI" w:eastAsia="Segoe UI"/>
+          <w:i/>
+          <w:iCs/>
+        </w:rPr>
+        <w:t xml:space="preserve">Migrated policy</w:t>
+      </w:r>
+      <w:r>
+        <w:rPr>
+          <w:rFonts w:ascii="Segoe UI" w:hAnsi="Segoe UI" w:cs="Segoe UI" w:eastAsia="Segoe UI"/>
+        </w:rPr>
+        <w:t xml:space="preserve"> on endorsements and claims, </w:t>
+      </w:r>
+      <w:r>
+        <w:rPr>
+          <w:rFonts w:ascii="Segoe UI" w:hAnsi="Segoe UI" w:cs="Segoe UI" w:eastAsia="Segoe UI"/>
+          <w:i/>
+          <w:iCs/>
+        </w:rPr>
+        <w:t xml:space="preserve">Renewal of legacy policy</w:t>
+      </w:r>
+      <w:r>
+        <w:rPr>
+          <w:rFonts w:ascii="Segoe UI" w:hAnsi="Segoe UI" w:cs="Segoe UI" w:eastAsia="Segoe UI"/>
+        </w:rPr>
+        <w:t xml:space="preserve">, Origin filters on the lists and reports, dashboards opening on </w:t>
+      </w:r>
+      <w:r>
+        <w:rPr>
+          <w:rFonts w:ascii="Segoe UI" w:hAnsi="Segoe UI" w:cs="Segoe UI" w:eastAsia="Segoe UI"/>
+          <w:i/>
+          <w:iCs/>
+        </w:rPr>
+        <w:t xml:space="preserve">Issued since go-live</w:t>
+      </w:r>
+      <w:r>
+        <w:rPr>
+          <w:rFonts w:ascii="Segoe UI" w:hAnsi="Segoe UI" w:cs="Segoe UI" w:eastAsia="Segoe UI"/>
+        </w:rPr>
+        <w:t xml:space="preserve">) is described in the workspace guide (</w:t>
+      </w:r>
+      <w:r>
+        <w:rPr>
+          <w:rFonts w:ascii="Consolas" w:hAnsi="Consolas" w:cs="Consolas" w:eastAsia="Consolas"/>
+          <w:color w:val="1F3B57"/>
+          <w:shd w:val="clear" w:color="auto" w:fill="F3F5F8"/>
+        </w:rPr>
+        <w:t xml:space="preserve">GO_LIVE_DATA_WORKBENCH.md</w:t>
+      </w:r>
+      <w:r>
+        <w:rPr>
+          <w:rFonts w:ascii="Segoe UI" w:hAnsi="Segoe UI" w:cs="Segoe UI" w:eastAsia="Segoe UI"/>
+        </w:rPr>
+        <w:t xml:space="preserve">, section </w:t>
+      </w:r>
+      <w:r>
+        <w:rPr>
+          <w:rFonts w:ascii="Segoe UI" w:hAnsi="Segoe UI" w:cs="Segoe UI" w:eastAsia="Segoe UI"/>
+          <w:i/>
+          <w:iCs/>
+        </w:rPr>
+        <w:t xml:space="preserve">Migrated and issued on the screens</w:t>
+      </w:r>
+      <w:r>
+        <w:rPr>
+          <w:rFonts w:ascii="Segoe UI" w:hAnsi="Segoe UI" w:cs="Segoe UI" w:eastAsia="Segoe UI"/>
+        </w:rPr>
+        <w:t xml:space="preserve">).</w:t>
       </w:r>
     </w:p>
     <w:p xmlns:a="http://schemas.openxmlformats.org/drawingml/2006/main" xmlns:pic="http://schemas.openxmlformats.org/drawingml/2006/picture">
@@ -34132,7 +34692,7 @@
         <w:rPr>
           <w:rFonts w:ascii="Segoe UI" w:hAnsi="Segoe UI" w:cs="Segoe UI" w:eastAsia="Segoe UI"/>
         </w:rPr>
-        <w:t xml:space="preserve">Not built and without a work package: product-wise migration templates and a document file-naming convention (Q3); TISPH-specific policy attributes on the Policies sheet (Q4); bulk migration of legacy documents (Q3); a screen for the migration kit (Q15); a documented Azure procedure for the transaction reset (Q16); second-person approval of migration loads and of the go-live lock, per-record audit of migration loads, and blocking of the single-object go-live imports under the go-live lock (Q17).</w:t>
+        <w:t xml:space="preserve">Built since the baseline (Data Migration &amp; Go-Live workspace, section 20): product-wise policy sheets and the document file-naming convention with its checker (Q3), TISPH policy attributes on the product sheets (Q4), the workspace screens (Q15), second-person approval of loads, per-record audit, the two-person go-live lock over every migration import (Q17). Not built and without a work package: bulk migration of legacy documents (Q3); a documented Azure procedure for the transaction reset (Q16).</w:t>
       </w:r>
     </w:p>
     <w:p xmlns:a="http://schemas.openxmlformats.org/drawingml/2006/main" xmlns:pic="http://schemas.openxmlformats.org/drawingml/2006/picture">
@@ -35774,7 +36334,7 @@
                 <w:sz w:val="16"/>
                 <w:szCs w:val="16"/>
               </w:rPr>
-              <w:t xml:space="preserve">Is a screen wanted for the migration kit, or is the API operated by the System Administrator with iorta TechNXT sufficient for a one-time migration?</w:t>
+              <w:t xml:space="preserve">Screen for the migration kit: built as Master &gt; System Configuration &gt; Data Migration &amp; Go-Live (section 20). Remaining for TISPH: who operates it in each mock run</w:t>
             </w:r>
             <w:r>
               <w:rPr>
@@ -35980,25 +36540,7 @@
                 <w:sz w:val="16"/>
                 <w:szCs w:val="16"/>
               </w:rPr>
-              <w:t xml:space="preserve">Controls: does TISPH accept the compensating procedures of section 20.1, or require as a change request second-person approval of migration loads and of the go-live lock, and the single-object go-live imports blocked once </w:t>
-            </w:r>
-            <w:r>
-              <w:rPr>
-                <w:rFonts w:ascii="Consolas" w:hAnsi="Consolas" w:cs="Consolas" w:eastAsia="Consolas"/>
-                <w:color w:val="1F3B57"/>
-                <w:sz w:val="14"/>
-                <w:szCs w:val="14"/>
-                <w:shd w:val="clear" w:color="auto" w:fill="F3F5F8"/>
-              </w:rPr>
-              <w:t xml:space="preserve">golive.locked</w:t>
-            </w:r>
-            <w:r>
-              <w:rPr>
-                <w:rFonts w:ascii="Segoe UI" w:hAnsi="Segoe UI" w:cs="Segoe UI" w:eastAsia="Segoe UI"/>
-                <w:sz w:val="16"/>
-                <w:szCs w:val="16"/>
-              </w:rPr>
-              <w:t xml:space="preserve"> is on?</w:t>
+              <w:t xml:space="preserve">Controls: built in the Data Migration &amp; Go-Live workspace (section 20.1): second-person approval of every load and undo, per-record audit with before and after values, the two-person go-live lock over every migration import including the single-object imports. Remaining for TISPH: confirm the default grants (read and write for TIS IT AppSupport; approve for Finance, Operations Unit Head and General Manager; read-only TIS Auditor), the unlock window (7 days, 4 hours per unlock) and whether undo stays open up to the lock or ends at the reconciliation sign-off</w:t>
             </w:r>
             <w:r>
               <w:rPr>

--- a/docs/TISPH/pack/TISPH_Data_Migration_and_Cutover.docx
+++ b/docs/TISPH/pack/TISPH_Data_Migration_and_Cutover.docx
@@ -3633,6 +3633,119 @@
           </w:p>
         </w:tc>
       </w:tr>
+      <w:tr>
+        <w:trPr>
+          <w:cantSplit/>
+        </w:trPr>
+        <w:tc>
+          <w:tcPr>
+            <w:tcW w:w="1197" w:type="dxa"/>
+          </w:tcPr>
+          <w:p>
+            <w:pPr>
+              <w:spacing w:before="40" w:after="40" w:line="240" w:lineRule="auto"/>
+            </w:pPr>
+            <w:r>
+              <w:rPr>
+                <w:rFonts w:ascii="Segoe UI" w:hAnsi="Segoe UI" w:cs="Segoe UI" w:eastAsia="Segoe UI"/>
+                <w:sz w:val="16"/>
+                <w:szCs w:val="16"/>
+              </w:rPr>
+              <w:t xml:space="preserve">11 October 2026</w:t>
+            </w:r>
+          </w:p>
+        </w:tc>
+        <w:tc>
+          <w:tcPr>
+            <w:tcW w:w="829" w:type="dxa"/>
+          </w:tcPr>
+          <w:p>
+            <w:pPr>
+              <w:spacing w:before="40" w:after="40" w:line="240" w:lineRule="auto"/>
+            </w:pPr>
+            <w:r>
+              <w:rPr>
+                <w:rFonts w:ascii="Segoe UI" w:hAnsi="Segoe UI" w:cs="Segoe UI" w:eastAsia="Segoe UI"/>
+                <w:sz w:val="16"/>
+                <w:szCs w:val="16"/>
+              </w:rPr>
+              <w:t xml:space="preserve">0.10 Draft</w:t>
+            </w:r>
+          </w:p>
+        </w:tc>
+        <w:tc>
+          <w:tcPr>
+            <w:tcW w:w="1381" w:type="dxa"/>
+          </w:tcPr>
+          <w:p>
+            <w:pPr>
+              <w:spacing w:before="40" w:after="40" w:line="240" w:lineRule="auto"/>
+            </w:pPr>
+            <w:r>
+              <w:rPr>
+                <w:rFonts w:ascii="Segoe UI" w:hAnsi="Segoe UI" w:cs="Segoe UI" w:eastAsia="Segoe UI"/>
+                <w:sz w:val="16"/>
+                <w:szCs w:val="16"/>
+              </w:rPr>
+              <w:t xml:space="preserve">iorta TechNXT</w:t>
+            </w:r>
+          </w:p>
+        </w:tc>
+        <w:tc>
+          <w:tcPr>
+            <w:tcW w:w="1565" w:type="dxa"/>
+          </w:tcPr>
+          <w:p>
+            <w:pPr>
+              <w:spacing w:before="40" w:after="40" w:line="240" w:lineRule="auto"/>
+            </w:pPr>
+            <w:r>
+              <w:rPr>
+                <w:rFonts w:ascii="Segoe UI" w:hAnsi="Segoe UI" w:cs="Segoe UI" w:eastAsia="Segoe UI"/>
+                <w:sz w:val="16"/>
+                <w:szCs w:val="16"/>
+              </w:rPr>
+              <w:t xml:space="preserve">As above</w:t>
+            </w:r>
+          </w:p>
+        </w:tc>
+        <w:tc>
+          <w:tcPr>
+            <w:tcW w:w="1381" w:type="dxa"/>
+          </w:tcPr>
+          <w:p>
+            <w:pPr>
+              <w:spacing w:before="40" w:after="40" w:line="240" w:lineRule="auto"/>
+            </w:pPr>
+            <w:r>
+              <w:rPr>
+                <w:rFonts w:ascii="Segoe UI" w:hAnsi="Segoe UI" w:cs="Segoe UI" w:eastAsia="Segoe UI"/>
+                <w:sz w:val="16"/>
+                <w:szCs w:val="16"/>
+              </w:rPr>
+              <w:t xml:space="preserve">As above</w:t>
+            </w:r>
+          </w:p>
+        </w:tc>
+        <w:tc>
+          <w:tcPr>
+            <w:tcW w:w="2674" w:type="dxa"/>
+          </w:tcPr>
+          <w:p>
+            <w:pPr>
+              <w:spacing w:before="40" w:after="40" w:line="240" w:lineRule="auto"/>
+            </w:pPr>
+            <w:r>
+              <w:rPr>
+                <w:rFonts w:ascii="Segoe UI" w:hAnsi="Segoe UI" w:cs="Segoe UI" w:eastAsia="Segoe UI"/>
+                <w:sz w:val="16"/>
+                <w:szCs w:val="16"/>
+              </w:rPr>
+              <w:t xml:space="preserve">Documentation cleanup: Appendix A cites the go-live set-up and reset procedures and the Azure runbook instead of the retired deploy/README.md sections 6 to 8.</w:t>
+            </w:r>
+          </w:p>
+        </w:tc>
+      </w:tr>
     </w:tbl>
     <w:p xmlns:a="http://schemas.openxmlformats.org/drawingml/2006/main" xmlns:pic="http://schemas.openxmlformats.org/drawingml/2006/picture">
       <w:pPr>
@@ -40839,15 +40952,15 @@
                 <w:szCs w:val="14"/>
                 <w:shd w:val="clear" w:color="auto" w:fill="F3F5F8"/>
               </w:rPr>
-              <w:t xml:space="preserve">deploy/README.md</w:t>
-            </w:r>
-            <w:r>
-              <w:rPr>
-                <w:rFonts w:ascii="Segoe UI" w:hAnsi="Segoe UI" w:cs="Segoe UI" w:eastAsia="Segoe UI"/>
-                <w:sz w:val="16"/>
-                <w:szCs w:val="16"/>
-              </w:rPr>
-              <w:t xml:space="preserve"> sections 6 to 8; </w:t>
+              <w:t xml:space="preserve">docs/onboarding/GO_LIVE_DATA_SETUP.md; docs/onboarding/SMOKE_TEST_AND_RESET.md (sample data purge); deploy/AZURE.md (rollback); </w:t>
+            </w:r>
+            <w:r>
+              <w:rPr>
+                <w:rFonts w:ascii="Segoe UI" w:hAnsi="Segoe UI" w:cs="Segoe UI" w:eastAsia="Segoe UI"/>
+                <w:sz w:val="16"/>
+                <w:szCs w:val="16"/>
+              </w:rPr>
+              <w:t xml:space="preserve"/>
             </w:r>
             <w:r>
               <w:rPr>
